--- a/ucheba/bpm-kt1/Багишев_Алихан_Ахадович_НеваИмпорт_Импортная_закупка.docx
+++ b/ucheba/bpm-kt1/Багишев_Алихан_Ахадович_НеваИмпорт_Импортная_закупка.docx
@@ -412,7 +412,7 @@
           <w:sz w:val="28"/>
           <w:szCs w:val="28"/>
         </w:rPr>
-        <w:t xml:space="preserve">	11</w:t>
+        <w:t xml:space="preserve">	12</w:t>
       </w:r>
     </w:p>
     <w:p>
@@ -512,7 +512,7 @@
           <w:sz w:val="28"/>
           <w:szCs w:val="28"/>
         </w:rPr>
-        <w:t xml:space="preserve">	24</w:t>
+        <w:t xml:space="preserve">	25</w:t>
       </w:r>
     </w:p>
     <w:p>
@@ -537,7 +537,7 @@
           <w:sz w:val="28"/>
           <w:szCs w:val="28"/>
         </w:rPr>
-        <w:t xml:space="preserve">	26</w:t>
+        <w:t xml:space="preserve">	27</w:t>
       </w:r>
     </w:p>
     <w:p>
@@ -562,7 +562,7 @@
           <w:sz w:val="28"/>
           <w:szCs w:val="28"/>
         </w:rPr>
-        <w:t xml:space="preserve">	33</w:t>
+        <w:t xml:space="preserve">	34</w:t>
       </w:r>
     </w:p>
     <w:p>
@@ -587,7 +587,7 @@
           <w:sz w:val="28"/>
           <w:szCs w:val="28"/>
         </w:rPr>
-        <w:t xml:space="preserve">	38</w:t>
+        <w:t xml:space="preserve">	39</w:t>
       </w:r>
     </w:p>
     <w:p>
@@ -612,7 +612,7 @@
           <w:sz w:val="28"/>
           <w:szCs w:val="28"/>
         </w:rPr>
-        <w:t xml:space="preserve">	39</w:t>
+        <w:t xml:space="preserve">	40</w:t>
       </w:r>
     </w:p>
     <w:p>
@@ -644,7 +644,7 @@
         <w:rPr>
           <w:rFonts w:ascii="Times New Roman" w:cs="Times New Roman" w:eastAsia="Times New Roman" w:hAnsi="Times New Roman"/>
         </w:rPr>
-        <w:t xml:space="preserve">Предмет работы — моделирование бизнес-процесса импортной закупки товара в оптовой торговой компании. Для компании-импортёра этот процесс определяет, когда товар окажется на складе и во что он обойдётся: в нём сходятся отношения с иностранным поставщиком, международная перевозка, валютный и таможенный контроль. Поэтому задержки здесь стоят дорого: груз простаивает на складе временного хранения, оборотные средства заморожены в товаре в пути, а продажи теряются из-за дефицита.</w:t>
+        <w:t xml:space="preserve">В данной работе рассматривается бизнес-процесс импортной закупки товара в оптовой торговой компании. Для компании, которая работает с иностранными поставщиками, этот процесс является одним из ключевых, так как от него зависит, когда товар поступит на склад и какой будет его себестоимость. В процессе участвует много сторон: поставщик, банк, экспедитор, таможенный представитель, а также несколько подразделений самой компании. Из-за этого в нем часто возникают задержки, которые приводят к простою груза на складе временного хранения, замораживанию оборотных средств и нехватке товара на складе.</w:t>
       </w:r>
     </w:p>
     <w:p>
@@ -657,7 +657,7 @@
         <w:rPr>
           <w:rFonts w:ascii="Times New Roman" w:cs="Times New Roman" w:eastAsia="Times New Roman" w:hAnsi="Times New Roman"/>
         </w:rPr>
-        <w:t xml:space="preserve">Работа выполнена по пунктам задания: описаны объект исследования и его организационная структура, выделены процессы верхнего уровня, определены объект бизнес-анализа и границы процесса, методы, цель и задачи обследования, ключевые вопросы, проведена декомпозиция процесса, построены модели «как есть» (AS IS) и «как должно быть» (TO BE), выявлены проблемы текущего процесса и выполнено сравнение моделей по показателям.</w:t>
+        <w:t xml:space="preserve">Работа выполнена в соответствии с заданием контрольной точки. В ней описан объект исследования и его организационная структура, выделены процессы верхнего уровня, определены границы исследуемого процесса, методы, цель и задачи исследования, составлены вопросы для обследования. Затем проведена декомпозиция процесса, построена модель «как есть» (AS IS), выявлены проблемы, разработана модель «как должно быть» (TO BE) и выполнено сравнение двух моделей по показателям.</w:t>
       </w:r>
     </w:p>
     <w:p>
@@ -670,7 +670,7 @@
         <w:rPr>
           <w:rFonts w:ascii="Times New Roman" w:cs="Times New Roman" w:eastAsia="Times New Roman" w:hAnsi="Times New Roman"/>
         </w:rPr>
-        <w:t xml:space="preserve">Графические модели выполнены в нотациях, которые поддерживает ARIS Express: организационная структура — Organizational Chart, процессы верхнего уровня и декомпозиция процесса — диаграмма цепочки добавленной стоимости (Value-added Chain Diagram, VAD), модели AS IS и TO BE — BPMN 2.0 (Business Process Model and Notation). Границы процесса дополнительно показаны контекстной диаграммой IDEF0.</w:t>
+        <w:t xml:space="preserve">Для построения графических моделей использовались нотации, которые есть в ARIS Express. Организационная структура показана в виде диаграммы Organizational Chart, процессы верхнего уровня и декомпозиция процесса показаны с помощью диаграммы цепочки добавленной стоимости (VAD). Модели AS IS и TO BE построены в нотации BPMN 2.0. Кроме того, для наглядного отображения границ процесса использована контекстная диаграмма IDEF0.</w:t>
       </w:r>
     </w:p>
     <w:p>
@@ -702,7 +702,7 @@
         <w:rPr>
           <w:rFonts w:ascii="Times New Roman" w:cs="Times New Roman" w:eastAsia="Times New Roman" w:hAnsi="Times New Roman"/>
         </w:rPr>
-        <w:t xml:space="preserve">Объект исследования — ООО «НеваИмпорт», оптовая торговая компания из Санкт-Петербурга. Компания импортирует из Китайской Народной Республики электроинструмент, строительное оборудование и оснастку и продаёт их строительным и монтажным организациям, магазинам строительных товаров Северо-Западного федерального округа и через маркетплейсы. Характеристика компании приведена в таблице 1.</w:t>
+        <w:t xml:space="preserve">В качестве объекта исследования выбрано ООО «НеваИмпорт». Это оптовая торговая компания из Санкт-Петербурга, которая закупает в Китае электроинструмент, строительное оборудование и оснастку. Покупателями компании являются строительные и монтажные организации и магазины строительных товаров Северо-Западного федерального округа, кроме того, часть товара продается через маркетплейсы. Основные характеристики компании приведены в таблице 1.</w:t>
       </w:r>
     </w:p>
     <w:p>
@@ -920,7 +920,7 @@
                 <w:sz w:val="24"/>
                 <w:szCs w:val="24"/>
               </w:rPr>
-              <w:t xml:space="preserve">Санкт-Петербург; склад — Ленинградская область, около 2 500 м²</w:t>
+              <w:t xml:space="preserve">г. Санкт-Петербург, склад в Ленинградской области площадью около 2 500 м²</w:t>
             </w:r>
           </w:p>
         </w:tc>
@@ -1044,7 +1044,7 @@
                 <w:sz w:val="24"/>
                 <w:szCs w:val="24"/>
               </w:rPr>
-              <w:t xml:space="preserve">Около 1 200 товарных позиций; импорт из КНР — около 85 % закупок</w:t>
+              <w:t xml:space="preserve">Около 1 200 товарных позиций, около 85% закупок приходится на импорт из КНР</w:t>
             </w:r>
           </w:p>
         </w:tc>
@@ -1140,7 +1140,7 @@
                 <w:sz w:val="24"/>
                 <w:szCs w:val="24"/>
               </w:rPr>
-              <w:t xml:space="preserve">Объём импорта</w:t>
+              <w:t xml:space="preserve">Объем импорта</w:t>
             </w:r>
           </w:p>
         </w:tc>
@@ -1168,7 +1168,7 @@
                 <w:sz w:val="24"/>
                 <w:szCs w:val="24"/>
               </w:rPr>
-              <w:t xml:space="preserve">Около 60 поставок в год (контейнер 40 футов на поставку)</w:t>
+              <w:t xml:space="preserve">Около 60 поставок в год (одна поставка соответствует одному контейнеру 40 футов)</w:t>
             </w:r>
           </w:p>
         </w:tc>
@@ -1230,7 +1230,7 @@
                 <w:sz w:val="24"/>
                 <w:szCs w:val="24"/>
               </w:rPr>
-              <w:t xml:space="preserve">FOB Шанхай / Нинбо (Инкотермс 2020), морем до порта Санкт-Петербург</w:t>
+              <w:t xml:space="preserve">FOB Шанхай / Нинбо (Инкотермс 2020), доставка морем до порта Санкт-Петербург</w:t>
             </w:r>
           </w:p>
         </w:tc>
@@ -1292,7 +1292,7 @@
                 <w:sz w:val="24"/>
                 <w:szCs w:val="24"/>
               </w:rPr>
-              <w:t xml:space="preserve">Аванс 30 % после подписания контракта, остаток 70 % до отгрузки</w:t>
+              <w:t xml:space="preserve">Аванс 30% после подписания контракта, оставшиеся 70% до отгрузки</w:t>
             </w:r>
           </w:p>
         </w:tc>
@@ -1388,7 +1388,7 @@
                 <w:sz w:val="24"/>
                 <w:szCs w:val="24"/>
               </w:rPr>
-              <w:t xml:space="preserve">Численность</w:t>
+              <w:t xml:space="preserve">Численность персонала</w:t>
             </w:r>
           </w:p>
         </w:tc>
@@ -1478,7 +1478,7 @@
                 <w:sz w:val="24"/>
                 <w:szCs w:val="24"/>
               </w:rPr>
-              <w:t xml:space="preserve">1С:Управление торговлей 11, 1С:Бухгалтерия предприятия, MS Excel, корпоративная почта, WeChat, система «Клиент — Банк»</w:t>
+              <w:t xml:space="preserve">1С:Управление торговлей 11, 1С:Бухгалтерия предприятия, MS Excel, корпоративная почта, WeChat, система «Клиент-Банк»</w:t>
             </w:r>
           </w:p>
         </w:tc>
@@ -1561,7 +1561,7 @@
         <w:rPr>
           <w:rFonts w:ascii="Times New Roman" w:cs="Times New Roman" w:eastAsia="Times New Roman" w:hAnsi="Times New Roman"/>
         </w:rPr>
-        <w:t xml:space="preserve">Исследование сосредоточено на отделе закупок и ВЭД: он отвечает за импортную поставку от размещения заказа до передачи товара на склад и координирует остальных участников.</w:t>
+        <w:t xml:space="preserve">Основное внимание в работе уделено отделу закупок и ВЭД, так как именно он отвечает за импортную поставку от размещения заказа до передачи товара на склад и организует работу остальных участников.</w:t>
       </w:r>
     </w:p>
     <w:p>
@@ -1574,7 +1574,7 @@
         <w:rPr>
           <w:rFonts w:ascii="Times New Roman" w:cs="Times New Roman" w:eastAsia="Times New Roman" w:hAnsi="Times New Roman"/>
         </w:rPr>
-        <w:t xml:space="preserve">Наименование компании условное. Численность, объёмы и длительности операций в работе — допущения модели; при обследовании конкретной компании они заменяются её фактическими данными (методы сбора — в разделе 5).</w:t>
+        <w:t xml:space="preserve">Название компании в работе условное. Численность сотрудников, объемы закупок и сроки выполнения операций приняты в качестве допущений модели. При обследовании реальной компании их нужно заменить фактическими данными (способы сбора данных описаны в разделе 5).</w:t>
       </w:r>
     </w:p>
     <w:p>
@@ -1607,7 +1607,7 @@
         <w:rPr>
           <w:rFonts w:ascii="Times New Roman" w:cs="Times New Roman" w:eastAsia="Times New Roman" w:hAnsi="Times New Roman"/>
         </w:rPr>
-        <w:t xml:space="preserve">Организационная структура ООО «НеваИмпорт» линейно-функциональная (рисунок 1). Генеральному директору подчинены три функциональных директора и штабные специалисты: юрист, специалист по персоналу и ИТ-служба. Коммерческий директор руководит продажами и закупками, финансовый директор — бухгалтерией и финансово-экономическим отделом, директор по логистике — транспортным отделом и складом.</w:t>
+        <w:t xml:space="preserve">Организационная структура ООО «НеваИмпорт» относится к линейно-функциональному типу (рисунок 1). В подчинении генерального директора находятся три функциональных директора, а также юрист, специалист по персоналу и ИТ-служба. Коммерческий директор отвечает за продажи и закупки, финансовый директор руководит бухгалтерией и финансово-экономическим отделом, а директору по логистике подчиняются транспортный отдел и склад.</w:t>
       </w:r>
     </w:p>
     <w:p>
@@ -1682,7 +1682,7 @@
         <w:rPr>
           <w:rFonts w:ascii="Times New Roman" w:cs="Times New Roman" w:eastAsia="Times New Roman" w:hAnsi="Times New Roman"/>
         </w:rPr>
-        <w:t xml:space="preserve">Отдел закупок и ВЭД входит в коммерческую дирекцию. Обязанности внутри отдела распределены так:</w:t>
+        <w:t xml:space="preserve">Отдел закупок и ВЭД входит в коммерческую дирекцию. Обязанности сотрудников отдела распределены следующим образом:</w:t>
       </w:r>
     </w:p>
     <w:p>
@@ -1699,7 +1699,7 @@
         <w:rPr>
           <w:rFonts w:ascii="Times New Roman" w:cs="Times New Roman" w:eastAsia="Times New Roman" w:hAnsi="Times New Roman"/>
         </w:rPr>
-        <w:t xml:space="preserve">руководитель отдела — план закупок, переговоры с поставщиками, контроль сроков поставок;</w:t>
+        <w:t xml:space="preserve">руководитель отдела составляет план закупок, ведет переговоры с поставщиками и контролирует сроки поставок;</w:t>
       </w:r>
     </w:p>
     <w:p>
@@ -1716,7 +1716,7 @@
         <w:rPr>
           <w:rFonts w:ascii="Times New Roman" w:cs="Times New Roman" w:eastAsia="Times New Roman" w:hAnsi="Times New Roman"/>
         </w:rPr>
-        <w:t xml:space="preserve">менеджеры по закупкам (2 чел.) — заказы поставщикам, переписка, контракты и спецификации;</w:t>
+        <w:t xml:space="preserve">менеджеры по закупкам (2 человека) оформляют заказы поставщикам, ведут переписку, готовят контракты и спецификации;</w:t>
       </w:r>
     </w:p>
     <w:p>
@@ -1733,7 +1733,7 @@
         <w:rPr>
           <w:rFonts w:ascii="Times New Roman" w:cs="Times New Roman" w:eastAsia="Times New Roman" w:hAnsi="Times New Roman"/>
         </w:rPr>
-        <w:t xml:space="preserve">специалист по ВЭД и таможенному оформлению — документы поставки, работа с таможенным представителем и с банком по валютному контролю;</w:t>
+        <w:t xml:space="preserve">специалист по ВЭД и таможенному оформлению работает с документами поставки, а также с таможенным представителем и банком по вопросам валютного контроля;</w:t>
       </w:r>
     </w:p>
     <w:p>
@@ -1750,7 +1750,7 @@
         <w:rPr>
           <w:rFonts w:ascii="Times New Roman" w:cs="Times New Roman" w:eastAsia="Times New Roman" w:hAnsi="Times New Roman"/>
         </w:rPr>
-        <w:t xml:space="preserve">специалист по сертификации — разрешительные документы: декларации соответствия техническим регламентам ЕАЭС.</w:t>
+        <w:t xml:space="preserve">специалист по сертификации оформляет разрешительные документы, в первую очередь декларации соответствия техническим регламентам ЕАЭС.</w:t>
       </w:r>
     </w:p>
     <w:p>
@@ -1763,7 +1763,7 @@
         <w:rPr>
           <w:rFonts w:ascii="Times New Roman" w:cs="Times New Roman" w:eastAsia="Times New Roman" w:hAnsi="Times New Roman"/>
         </w:rPr>
-        <w:t xml:space="preserve">Импортная поставка проходит через подразделения всех трёх директоров: заказ размещает отдел закупок и ВЭД (коммерческая дирекция), оплачивает финансовая служба, доставляют и принимают товар отдел логистики и склад. У процесса нет одного исполнителя, и каждая передача работы между дирекциями — место возможной задержки. На моделях раздела 9 эти передачи видны как переходы потока между дорожками.</w:t>
+        <w:t xml:space="preserve">Следует отметить, что импортная поставка затрагивает подразделения всех трех директоров. Заказ размещает отдел закупок и ВЭД, оплату проводит финансовая служба, а доставкой и приемкой товара занимаются отдел логистики и склад. Единого исполнителя у процесса нет, поэтому при каждой передаче работы из одного подразделения в другое может возникнуть задержка. На моделях в разделе 9 такие передачи видны как переходы между дорожками.</w:t>
       </w:r>
     </w:p>
     <w:p>
@@ -1796,7 +1796,7 @@
         <w:rPr>
           <w:rFonts w:ascii="Times New Roman" w:cs="Times New Roman" w:eastAsia="Times New Roman" w:hAnsi="Times New Roman"/>
         </w:rPr>
-        <w:t xml:space="preserve">Процессы компании разделены на три группы: процессы управления, основные процессы, создающие ценность для клиента, и обеспечивающие процессы (рисунок 2). Основные процессы образуют цепочку: планирование закупок → импортная закупка → складская логистика → продажи → доставка и сервис.</w:t>
+        <w:t xml:space="preserve">Все процессы компании можно разделить на три группы: процессы управления, основные и обеспечивающие процессы (рисунок 2). Основные процессы создают ценность для клиента и выстроены в цепочку: планирование закупок, импортная закупка, складская логистика, продажи, доставка и сервис.</w:t>
       </w:r>
     </w:p>
     <w:p>
@@ -2339,7 +2339,7 @@
                 <w:sz w:val="24"/>
                 <w:szCs w:val="24"/>
               </w:rPr>
-              <w:t xml:space="preserve">Бюджет, платёжный календарь, контроль затрат</w:t>
+              <w:t xml:space="preserve">Бюджет, платежный календарь, контроль затрат</w:t>
             </w:r>
           </w:p>
         </w:tc>
@@ -3411,7 +3411,7 @@
                 <w:sz w:val="24"/>
                 <w:szCs w:val="24"/>
               </w:rPr>
-              <w:t xml:space="preserve">Бухгалтерский учёт и валютный контроль</w:t>
+              <w:t xml:space="preserve">Бухгалтерский учет и валютный контроль</w:t>
             </w:r>
           </w:p>
         </w:tc>
@@ -3467,7 +3467,7 @@
                 <w:sz w:val="24"/>
                 <w:szCs w:val="24"/>
               </w:rPr>
-              <w:t xml:space="preserve">Учёт, отчётность, документы валютного контроля</w:t>
+              <w:t xml:space="preserve">Учет, отчетность, документы валютного контроля</w:t>
             </w:r>
           </w:p>
         </w:tc>
@@ -3703,7 +3703,7 @@
                 <w:sz w:val="24"/>
                 <w:szCs w:val="24"/>
               </w:rPr>
-              <w:t xml:space="preserve">Подбор, обучение, кадровый учёт</w:t>
+              <w:t xml:space="preserve">Подбор, обучение, кадровый учет</w:t>
             </w:r>
           </w:p>
         </w:tc>
@@ -4078,7 +4078,7 @@
         <w:rPr>
           <w:rFonts w:ascii="Times New Roman" w:cs="Times New Roman" w:eastAsia="Times New Roman" w:hAnsi="Times New Roman"/>
         </w:rPr>
-        <w:t xml:space="preserve">Для исследования выбран основной процесс О2 «Импортная закупка товара». Выбор обоснован тремя причинами. Во-первых, на импорт приходится около 85 % закупок, то есть бо́льшая часть себестоимости продаваемого товара и оборотных средств компании. Во-вторых, это самый длинный процесс компании: от решения о закупке до появления товара в продаже проходит больше четырёх месяцев. В-третьих, в нём участвуют четыре подразделения и пять внешних организаций, а потери времени возникают именно на стыках между ними.</w:t>
+        <w:t xml:space="preserve">Для исследования был выбран основной процесс О2 «Импортная закупка товара». Это связано с несколькими причинами. Во-первых, на импорт приходится около 85% закупок компании, а значит, и большая часть себестоимости товаров и оборотных средств. Во-вторых, это самый длительный процесс в компании, от решения о закупке до поступления товара в продажу проходит более четырех месяцев. В-третьих, в процессе участвуют четыре подразделения и пять внешних организаций, и основные потери времени возникают как раз при их взаимодействии.</w:t>
       </w:r>
     </w:p>
     <w:p>
@@ -4110,7 +4110,7 @@
         <w:rPr>
           <w:rFonts w:ascii="Times New Roman" w:cs="Times New Roman" w:eastAsia="Times New Roman" w:hAnsi="Times New Roman"/>
         </w:rPr>
-        <w:t xml:space="preserve">Объект бизнес-анализа — бизнес-процесс О2 «Импортная закупка товара». Владелец процесса — руководитель отдела закупок и ВЭД. Границы процесса определены в таблице 3 и показаны на контекстной диаграмме (рисунок 3).</w:t>
+        <w:t xml:space="preserve">Объектом бизнес-анализа является бизнес-процесс О2 «Импортная закупка товара», владельцем процесса выступает руководитель отдела закупок и ВЭД. Границы процесса приведены в таблице 3, а также показаны на контекстной диаграмме (рисунок 3).</w:t>
       </w:r>
     </w:p>
     <w:p>
@@ -4266,7 +4266,7 @@
                 <w:sz w:val="24"/>
                 <w:szCs w:val="24"/>
               </w:rPr>
-              <w:t xml:space="preserve">Утверждён план закупок (потребность в товаре)</w:t>
+              <w:t xml:space="preserve">Утвержден план закупок (потребность в товаре)</w:t>
             </w:r>
           </w:p>
         </w:tc>
@@ -4390,7 +4390,7 @@
                 <w:sz w:val="24"/>
                 <w:szCs w:val="24"/>
               </w:rPr>
-              <w:t xml:space="preserve">Утверждённая потребность в товаре; коммерческие предложения поставщиков; денежные средства на оплату; товар у поставщика</w:t>
+              <w:t xml:space="preserve">Утвержденная потребность в товаре, коммерческие предложения поставщиков, денежные средства на оплату, товар у поставщика</w:t>
             </w:r>
           </w:p>
         </w:tc>
@@ -4452,7 +4452,7 @@
                 <w:sz w:val="24"/>
                 <w:szCs w:val="24"/>
               </w:rPr>
-              <w:t xml:space="preserve">Товар на складе; себестоимость партии; документы поставки (контракт, спецификация, инвойс, упаковочный лист, коносамент, декларация на товары, декларации соответствия); претензия поставщику при расхождениях</w:t>
+              <w:t xml:space="preserve">Товар на складе, себестоимость партии, документы поставки (контракт, спецификация, инвойс, упаковочный лист, коносамент, декларация на товары, декларации соответствия), претензия поставщику при расхождениях</w:t>
             </w:r>
           </w:p>
         </w:tc>
@@ -4514,7 +4514,7 @@
                 <w:sz w:val="24"/>
                 <w:szCs w:val="24"/>
               </w:rPr>
-              <w:t xml:space="preserve">Формирование заказа, выбор поставщика, контракт и валютный контроль, оплата, контроль производства, перевозка, таможенное оформление и подтверждение соответствия, доставка на склад, приёмка, оприходование</w:t>
+              <w:t xml:space="preserve">Формирование заказа, выбор поставщика, контракт и валютный контроль, оплата, контроль производства, перевозка, таможенное оформление и подтверждение соответствия, доставка на склад, приемка, оприходование</w:t>
             </w:r>
           </w:p>
         </w:tc>
@@ -4576,7 +4576,7 @@
                 <w:sz w:val="24"/>
                 <w:szCs w:val="24"/>
               </w:rPr>
-              <w:t xml:space="preserve">Годовое планирование ассортимента (У3, О1), хранение и отгрузка клиентам (О3, О5), продажи (О4), закрытие периода и отчётность (П1), поиск новых поставщиков на выставках</w:t>
+              <w:t xml:space="preserve">Годовое планирование ассортимента (У3, О1), хранение и отгрузка товара клиентам (О3, О5), продажи (О4), закрытие периода и подготовка отчетности (П1), поиск новых поставщиков на выставках</w:t>
             </w:r>
           </w:p>
         </w:tc>
@@ -4638,7 +4638,7 @@
                 <w:sz w:val="24"/>
                 <w:szCs w:val="24"/>
               </w:rPr>
-              <w:t xml:space="preserve">Отдел оптовых продаж и отдел электронной торговли (товар к продаже), склад (товар к хранению), финансовая служба (себестоимость)</w:t>
+              <w:t xml:space="preserve">Отдел оптовых продаж и отдел электронной торговли (получают товар для продажи), склад (принимает товар на хранение), финансовая служба (получает себестоимость)</w:t>
             </w:r>
           </w:p>
         </w:tc>
@@ -4762,7 +4762,7 @@
                 <w:sz w:val="24"/>
                 <w:szCs w:val="24"/>
               </w:rPr>
-              <w:t xml:space="preserve">Таможенный кодекс ЕАЭС; Федеральный закон № 289-ФЗ; Федеральный закон № 173-ФЗ; Инструкция Банка России № 181-И; технические регламенты ЕАЭС (ТР ТС 004/2011, ТР ТС 020/2011, для части оборудования — ТР ТС 010/2011); Инкотермс 2020; регламенты компании</w:t>
+              <w:t xml:space="preserve">Таможенный кодекс ЕАЭС, Федеральный закон № 289-ФЗ, Федеральный закон № 173-ФЗ, Инструкция Банка России № 181-И, технические регламенты ЕАЭС (ТР ТС 004/2011, ТР ТС 020/2011, для части оборудования ТР ТС 010/2011), Инкотермс 2020, внутренние регламенты компании</w:t>
             </w:r>
           </w:p>
         </w:tc>
@@ -4844,7 +4844,7 @@
         <w:rPr>
           <w:rFonts w:ascii="Times New Roman" w:cs="Times New Roman" w:eastAsia="Times New Roman" w:hAnsi="Times New Roman"/>
         </w:rPr>
-        <w:t xml:space="preserve">Граница проведена от решения о закупке до товара, который можно продавать. Только при такой границе модель охватывает всё время, в течение которого деньги компании уже потрачены (аванс, остаток, таможенные платежи), а товар ещё не приносит выручки. Если закончить процесс выпуском товара таможней, из анализа выпадут приёмка и оприходование, а начать с заключения контракта — выбор поставщика и согласования, где, как показано далее, теряется значительная часть времени.</w:t>
+        <w:t xml:space="preserve">Границы процесса определены так, чтобы он начинался с решения о закупке и заканчивался тогда, когда товар можно продавать. В этом случае модель охватывает весь период, в течение которого компания уже потратила деньги (аванс, оплата остатка, таможенные платежи), но еще не получает выручку от продажи товара. Если бы процесс заканчивался выпуском товара таможней, то за рамками анализа остались бы приемка и оприходование. А если бы он начинался с подписания контракта, то не были бы учтены выбор поставщика и согласования, на которые, как будет показано далее, уходит много времени.</w:t>
       </w:r>
     </w:p>
     <w:p>
@@ -4876,7 +4876,7 @@
         <w:rPr>
           <w:rFonts w:ascii="Times New Roman" w:cs="Times New Roman" w:eastAsia="Times New Roman" w:hAnsi="Times New Roman"/>
         </w:rPr>
-        <w:t xml:space="preserve">Обследование сочетает изучение документов, опрос участников и анализ данных учётной системы. По отдельности каждый метод даёт неполную картину: регламенты описывают, как работа должна идти, интервью — как она идёт на деле, а данные 1С позволяют проверить слова цифрами. Методы и источники сведены в таблицу 4.</w:t>
+        <w:t xml:space="preserve">Для обследования процесса используется сразу несколько методов, так как каждый из них по отдельности дает неполную картину. Регламенты показывают, как работа должна выполняться, интервью позволяют узнать, как она выполняется на самом деле, а данные учетной системы помогают проверить полученную информацию. Методы и источники информации приведены в таблице 4.</w:t>
       </w:r>
     </w:p>
     <w:p>
@@ -4972,7 +4972,7 @@
                 <w:sz w:val="22"/>
                 <w:szCs w:val="22"/>
               </w:rPr>
-              <w:t xml:space="preserve">Что даёт</w:t>
+              <w:t xml:space="preserve">Что дает</w:t>
             </w:r>
           </w:p>
         </w:tc>
@@ -5120,7 +5120,7 @@
                 <w:sz w:val="22"/>
                 <w:szCs w:val="22"/>
               </w:rPr>
-              <w:t xml:space="preserve">Положение об отделе закупок и ВЭД, должностные инструкции, приказ о порядке согласования, типовой контракт с поставщиком, договоры с экспедитором и таможенным представителем, учётная политика</w:t>
+              <w:t xml:space="preserve">Положение об отделе закупок и ВЭД, должностные инструкции, приказ о порядке согласования, типовой контракт с поставщиком, договоры с экспедитором и таможенным представителем, учетная политика</w:t>
             </w:r>
           </w:p>
         </w:tc>
@@ -5210,7 +5210,7 @@
                 <w:sz w:val="22"/>
                 <w:szCs w:val="22"/>
               </w:rPr>
-              <w:t xml:space="preserve">Обязательные шаги процесса: валютный, таможенный и технический контроль</w:t>
+              <w:t xml:space="preserve">Обязательные шаги процесса (валютный, таможенный и технический контроль)</w:t>
             </w:r>
           </w:p>
         </w:tc>
@@ -5418,7 +5418,7 @@
                 <w:sz w:val="22"/>
                 <w:szCs w:val="22"/>
               </w:rPr>
-              <w:t xml:space="preserve">Анализ данных учётной системы</w:t>
+              <w:t xml:space="preserve">Анализ данных учетной системы</w:t>
             </w:r>
           </w:p>
         </w:tc>
@@ -5564,7 +5564,7 @@
                 <w:sz w:val="22"/>
                 <w:szCs w:val="22"/>
               </w:rPr>
-              <w:t xml:space="preserve">Трудозатраты операций, ожидания, повторные действия</w:t>
+              <w:t xml:space="preserve">Трудозатраты на операции, ожидания, повторные действия</w:t>
             </w:r>
           </w:p>
         </w:tc>
@@ -5592,7 +5592,7 @@
                 <w:sz w:val="22"/>
                 <w:szCs w:val="22"/>
               </w:rPr>
-              <w:t xml:space="preserve">Подготовка заказа и документов поставки, приёмка товара на складе</w:t>
+              <w:t xml:space="preserve">Подготовка заказа и документов поставки, приемка товара на складе</w:t>
             </w:r>
           </w:p>
         </w:tc>
@@ -5710,7 +5710,7 @@
                 <w:sz w:val="22"/>
                 <w:szCs w:val="22"/>
               </w:rPr>
-              <w:t xml:space="preserve">Сотрудники подразделений — участников процесса</w:t>
+              <w:t xml:space="preserve">Сотрудники подразделений, участвующих в процессе</w:t>
             </w:r>
           </w:p>
         </w:tc>
@@ -5828,7 +5828,7 @@
                 <w:sz w:val="22"/>
                 <w:szCs w:val="22"/>
               </w:rPr>
-              <w:t xml:space="preserve">Результаты методов 1–6</w:t>
+              <w:t xml:space="preserve">Результаты методов 1-6</w:t>
             </w:r>
           </w:p>
         </w:tc>
@@ -5877,7 +5877,7 @@
         <w:rPr>
           <w:rFonts w:ascii="Times New Roman" w:cs="Times New Roman" w:eastAsia="Times New Roman" w:hAnsi="Times New Roman"/>
         </w:rPr>
-        <w:t xml:space="preserve">Причины проблем ищутся методом «пять почему» — последовательными вопросами до причины, которую можно устранить управленческим решением. Эффект изменений оценивается расчётом показателей по моделям AS IS и TO BE (раздел 12).</w:t>
+        <w:t xml:space="preserve">Для поиска причин выявленных проблем применяется метод «пять почему». Его суть в том, что вопрос «почему?» задается последовательно до тех пор, пока не будет найдена причина, которую можно устранить управленческим решением. Эффект от предлагаемых изменений оценивается с помощью расчета показателей по моделям AS IS и TO BE (раздел 12).</w:t>
       </w:r>
     </w:p>
     <w:p>
@@ -5908,16 +5908,8 @@
       <w:r>
         <w:rPr>
           <w:rFonts w:ascii="Times New Roman" w:cs="Times New Roman" w:eastAsia="Times New Roman" w:hAnsi="Times New Roman"/>
-          <w:b/>
-          <w:bCs/>
         </w:rPr>
-        <w:t xml:space="preserve">Цель исследования</w:t>
-      </w:r>
-      <w:r>
-        <w:rPr>
-          <w:rFonts w:ascii="Times New Roman" w:cs="Times New Roman" w:eastAsia="Times New Roman" w:hAnsi="Times New Roman"/>
-        </w:rPr>
-        <w:t xml:space="preserve"> — сократить длительность и трудоёмкость процесса импортной закупки и снизить потери на стыках между подразделениями и с внешними участниками при соблюдении требований валютного, таможенного и технического регулирования.</w:t>
+        <w:t xml:space="preserve">Целью исследования является сокращение длительности и трудоемкости процесса импортной закупки, а также снижение потерь при взаимодействии подразделений компании между собой и с внешними участниками при соблюдении требований валютного, таможенного и технического регулирования.</w:t>
       </w:r>
     </w:p>
     <w:p>
@@ -5929,16 +5921,8 @@
       <w:r>
         <w:rPr>
           <w:rFonts w:ascii="Times New Roman" w:cs="Times New Roman" w:eastAsia="Times New Roman" w:hAnsi="Times New Roman"/>
-          <w:b/>
-          <w:bCs/>
         </w:rPr>
-        <w:t xml:space="preserve">Цель моделирования</w:t>
-      </w:r>
-      <w:r>
-        <w:rPr>
-          <w:rFonts w:ascii="Times New Roman" w:cs="Times New Roman" w:eastAsia="Times New Roman" w:hAnsi="Times New Roman"/>
-        </w:rPr>
-        <w:t xml:space="preserve"> — получить графическую модель процесса «как есть», на которой видны передачи работы, ожидания и повторные действия, и на её основе построить модель «как должно быть».</w:t>
+        <w:t xml:space="preserve">Цель моделирования заключается в том, чтобы построить графическую модель процесса «как есть», на которой будут видны передачи работы, ожидания и повторные действия, и на ее основе разработать модель «как должно быть».</w:t>
       </w:r>
     </w:p>
     <w:p>
@@ -5952,7 +5936,7 @@
         <w:rPr>
           <w:rFonts w:ascii="Times New Roman" w:cs="Times New Roman" w:eastAsia="Times New Roman" w:hAnsi="Times New Roman"/>
         </w:rPr>
-        <w:t xml:space="preserve">Для достижения целей решаются задачи:</w:t>
+        <w:t xml:space="preserve">Для достижения поставленных целей необходимо решить следующие задачи:</w:t>
       </w:r>
     </w:p>
     <w:p>
@@ -6037,7 +6021,7 @@
         <w:rPr>
           <w:rFonts w:ascii="Times New Roman" w:cs="Times New Roman" w:eastAsia="Times New Roman" w:hAnsi="Times New Roman"/>
         </w:rPr>
-        <w:t xml:space="preserve">выявить проблемы процесса и их корневые причины;</w:t>
+        <w:t xml:space="preserve">выявить проблемы процесса и их основные причины;</w:t>
       </w:r>
     </w:p>
     <w:p>
@@ -6054,7 +6038,7 @@
         <w:rPr>
           <w:rFonts w:ascii="Times New Roman" w:cs="Times New Roman" w:eastAsia="Times New Roman" w:hAnsi="Times New Roman"/>
         </w:rPr>
-        <w:t xml:space="preserve">разработать модель TO BE, устраняющую выявленные проблемы;</w:t>
+        <w:t xml:space="preserve">разработать модель TO BE, которая устраняет выявленные проблемы;</w:t>
       </w:r>
     </w:p>
     <w:p>
@@ -6103,7 +6087,7 @@
         <w:rPr>
           <w:rFonts w:ascii="Times New Roman" w:cs="Times New Roman" w:eastAsia="Times New Roman" w:hAnsi="Times New Roman"/>
         </w:rPr>
-        <w:t xml:space="preserve">Вопросы сгруппированы по блокам и адресованы тем участникам, которые могут на них ответить (таблица 5). Они служат планом полуструктурированного интервью: формулировки можно уточнять по ходу беседы, но каждый блок должен быть пройден.</w:t>
+        <w:t xml:space="preserve">Ключевые вопросы для обследования сгруппированы по блокам (таблица 5). Для каждого блока указано, кому из сотрудников задаются вопросы. Вопросы используются как план полуструктурированного интервью, поэтому их формулировки могут уточняться в ходе беседы.</w:t>
       </w:r>
     </w:p>
     <w:p>
@@ -6427,7 +6411,7 @@
                 <w:sz w:val="22"/>
                 <w:szCs w:val="22"/>
               </w:rPr>
-              <w:t xml:space="preserve">5. В какой момент поставка считается завершённой?</w:t>
+              <w:t xml:space="preserve">5. В какой момент поставка считается завершенной?</w:t>
             </w:r>
           </w:p>
           <w:p>
@@ -6549,7 +6533,7 @@
                 <w:sz w:val="22"/>
                 <w:szCs w:val="22"/>
               </w:rPr>
-              <w:t xml:space="preserve">8. Где и как работа передаётся между подразделениями (письмо, служебная записка, 1С)?</w:t>
+              <w:t xml:space="preserve">8. Где и как работа передается между подразделениями (письмо, служебная записка, 1С)?</w:t>
             </w:r>
           </w:p>
           <w:p>
@@ -6655,7 +6639,7 @@
                 <w:sz w:val="22"/>
                 <w:szCs w:val="22"/>
               </w:rPr>
-              <w:t xml:space="preserve">10. Какие документы оформляются на каждом этапе и где хранятся?</w:t>
+              <w:t xml:space="preserve">10. Какие документы оформляются на каждом этапе и где они хранятся?</w:t>
             </w:r>
           </w:p>
           <w:p>
@@ -6687,7 +6671,7 @@
                 <w:sz w:val="22"/>
                 <w:szCs w:val="22"/>
               </w:rPr>
-              <w:t xml:space="preserve">12. Как ведётся переписка с поставщиком и сохраняется ли её история?</w:t>
+              <w:t xml:space="preserve">12. Как ведется переписка с поставщиком и сохраняется ли ее история?</w:t>
             </w:r>
           </w:p>
         </w:tc>
@@ -6899,23 +6883,23 @@
                 <w:sz w:val="22"/>
                 <w:szCs w:val="22"/>
               </w:rPr>
-              <w:t xml:space="preserve">16. Как контракт ставится на учёт в банке и сколько дней идут платежи в КНР?</w:t>
-            </w:r>
-          </w:p>
-          <w:p>
-            <w:pPr>
-              <w:spacing w:after="0" w:before="0" w:line="240" w:lineRule="auto"/>
-              <w:jc w:val="left"/>
-            </w:pPr>
-            <w:r>
-              <w:rPr>
-                <w:rFonts w:ascii="Times New Roman" w:cs="Times New Roman" w:eastAsia="Times New Roman" w:hAnsi="Times New Roman"/>
-                <w:b w:val="false"/>
-                <w:bCs w:val="false"/>
-                <w:sz w:val="22"/>
-                <w:szCs w:val="22"/>
-              </w:rPr>
-              <w:t xml:space="preserve">17. Как выбираются экспедитор и таможенный представитель, каковы их сроки?</w:t>
+              <w:t xml:space="preserve">16. Как контракт ставится на учет в банке и сколько дней идут платежи в КНР?</w:t>
+            </w:r>
+          </w:p>
+          <w:p>
+            <w:pPr>
+              <w:spacing w:after="0" w:before="0" w:line="240" w:lineRule="auto"/>
+              <w:jc w:val="left"/>
+            </w:pPr>
+            <w:r>
+              <w:rPr>
+                <w:rFonts w:ascii="Times New Roman" w:cs="Times New Roman" w:eastAsia="Times New Roman" w:hAnsi="Times New Roman"/>
+                <w:b w:val="false"/>
+                <w:bCs w:val="false"/>
+                <w:sz w:val="22"/>
+                <w:szCs w:val="22"/>
+              </w:rPr>
+              <w:t xml:space="preserve">17. Как выбираются экспедитор и таможенный представитель, какие у них сроки?</w:t>
             </w:r>
           </w:p>
           <w:p>
@@ -7053,7 +7037,7 @@
                 <w:sz w:val="22"/>
                 <w:szCs w:val="22"/>
               </w:rPr>
-              <w:t xml:space="preserve">21. Как часто при приёмке находят расхождения и через сколько дней направляется претензия?</w:t>
+              <w:t xml:space="preserve">21. Как часто при приемке находят расхождения и через сколько дней направляется претензия?</w:t>
             </w:r>
           </w:p>
         </w:tc>
@@ -7143,7 +7127,7 @@
                 <w:sz w:val="22"/>
                 <w:szCs w:val="22"/>
               </w:rPr>
-              <w:t xml:space="preserve">22. Что вы изменили бы в процессе в первую очередь?</w:t>
+              <w:t xml:space="preserve">22. Что бы вы изменили в процессе в первую очередь?</w:t>
             </w:r>
           </w:p>
           <w:p>
@@ -7175,7 +7159,7 @@
                 <w:sz w:val="22"/>
                 <w:szCs w:val="22"/>
               </w:rPr>
-              <w:t xml:space="preserve">24. Какие возможности 1С не используются?</w:t>
+              <w:t xml:space="preserve">24. Какие возможности 1С сейчас не используются?</w:t>
             </w:r>
           </w:p>
         </w:tc>
@@ -7262,7 +7246,7 @@
         <w:rPr>
           <w:rFonts w:ascii="Times New Roman" w:cs="Times New Roman" w:eastAsia="Times New Roman" w:hAnsi="Times New Roman"/>
         </w:rPr>
-        <w:t xml:space="preserve">Процесс разделён на десять этапов второго уровня (рисунок 4). Этапы 5 и 7 выполняют внешние участники — поставщик и экспедитор; компания только контролирует их сроки. Цели, результаты, исполнители, ресурсы и показатели этапов приведены в таблице 6.</w:t>
+        <w:t xml:space="preserve">Исследуемый процесс был разделен на десять этапов второго уровня (рисунок 4). Этапы 5 и 7 выполняют внешние участники, то есть поставщик и экспедитор, а компания только контролирует их сроки. Цели, результаты, исполнители, ресурсы и показатели каждого этапа приведены в таблице 6.</w:t>
       </w:r>
     </w:p>
     <w:p>
@@ -7637,7 +7621,7 @@
                 <w:sz w:val="21"/>
                 <w:szCs w:val="21"/>
               </w:rPr>
-              <w:t xml:space="preserve">Заказ поставщику: позиции, количества, сроки</w:t>
+              <w:t xml:space="preserve">Заказ поставщику: позиции, количество, сроки</w:t>
             </w:r>
           </w:p>
         </w:tc>
@@ -7665,7 +7649,7 @@
                 <w:sz w:val="21"/>
                 <w:szCs w:val="21"/>
               </w:rPr>
-              <w:t xml:space="preserve">Менеджер по закупкам; утверждает руководитель отдела</w:t>
+              <w:t xml:space="preserve">Менеджер по закупкам, утверждает руководитель отдела</w:t>
             </w:r>
           </w:p>
         </w:tc>
@@ -7721,7 +7705,7 @@
                 <w:sz w:val="21"/>
                 <w:szCs w:val="21"/>
               </w:rPr>
-              <w:t xml:space="preserve">Длительность этапа; доля дефицитных позиций</w:t>
+              <w:t xml:space="preserve">Длительность этапа, доля дефицитных позиций</w:t>
             </w:r>
           </w:p>
         </w:tc>
@@ -7821,7 +7805,7 @@
                 <w:sz w:val="21"/>
                 <w:szCs w:val="21"/>
               </w:rPr>
-              <w:t xml:space="preserve">Выбранный поставщик; цена, срок, условия оплаты</w:t>
+              <w:t xml:space="preserve">Выбранный поставщик, согласованные цена, срок, условия оплаты</w:t>
             </w:r>
           </w:p>
         </w:tc>
@@ -7849,7 +7833,7 @@
                 <w:sz w:val="21"/>
                 <w:szCs w:val="21"/>
               </w:rPr>
-              <w:t xml:space="preserve">Менеджер по закупкам; коммерческий директор</w:t>
+              <w:t xml:space="preserve">Менеджер по закупкам, коммерческий директор</w:t>
             </w:r>
           </w:p>
         </w:tc>
@@ -7905,7 +7889,7 @@
                 <w:sz w:val="21"/>
                 <w:szCs w:val="21"/>
               </w:rPr>
-              <w:t xml:space="preserve">Длительность; отклонение цены от плановой</w:t>
+              <w:t xml:space="preserve">Длительность, отклонение цены от плановой</w:t>
             </w:r>
           </w:p>
         </w:tc>
@@ -7977,7 +7961,7 @@
                 <w:sz w:val="21"/>
                 <w:szCs w:val="21"/>
               </w:rPr>
-              <w:t xml:space="preserve"> Закрепить поставку договором и выполнить требования валютного контроля</w:t>
+              <w:t xml:space="preserve"> Оформить поставку договором и выполнить требования валютного контроля</w:t>
             </w:r>
           </w:p>
         </w:tc>
@@ -8005,7 +7989,7 @@
                 <w:sz w:val="21"/>
                 <w:szCs w:val="21"/>
               </w:rPr>
-              <w:t xml:space="preserve">Подписанный контракт и спецификация; контракт поставлен на учёт в банке</w:t>
+              <w:t xml:space="preserve">Подписанный контракт и спецификация, контракт поставлен на учет в банке</w:t>
             </w:r>
           </w:p>
         </w:tc>
@@ -8061,7 +8045,7 @@
                 <w:sz w:val="21"/>
                 <w:szCs w:val="21"/>
               </w:rPr>
-              <w:t xml:space="preserve">Шаблон контракта, «Клиент — Банк»</w:t>
+              <w:t xml:space="preserve">Шаблон контракта, «Клиент-Банк»</w:t>
             </w:r>
           </w:p>
         </w:tc>
@@ -8089,7 +8073,7 @@
                 <w:sz w:val="21"/>
                 <w:szCs w:val="21"/>
               </w:rPr>
-              <w:t xml:space="preserve">Длительность; число циклов правок</w:t>
+              <w:t xml:space="preserve">Длительность, число циклов правок</w:t>
             </w:r>
           </w:p>
         </w:tc>
@@ -8189,7 +8173,7 @@
                 <w:sz w:val="21"/>
                 <w:szCs w:val="21"/>
               </w:rPr>
-              <w:t xml:space="preserve">Аванс 30 % перечислен поставщику</w:t>
+              <w:t xml:space="preserve">Аванс 30% перечислен поставщику</w:t>
             </w:r>
           </w:p>
         </w:tc>
@@ -8245,7 +8229,7 @@
                 <w:sz w:val="21"/>
                 <w:szCs w:val="21"/>
               </w:rPr>
-              <w:t xml:space="preserve">«Клиент — Банк»</w:t>
+              <w:t xml:space="preserve">«Клиент-Банк»</w:t>
             </w:r>
           </w:p>
         </w:tc>
@@ -8373,7 +8357,7 @@
                 <w:sz w:val="21"/>
                 <w:szCs w:val="21"/>
               </w:rPr>
-              <w:t xml:space="preserve">Товар готов, уведомление поставщика</w:t>
+              <w:t xml:space="preserve">Товар готов, получено уведомление поставщика</w:t>
             </w:r>
           </w:p>
         </w:tc>
@@ -8401,7 +8385,7 @@
                 <w:sz w:val="21"/>
                 <w:szCs w:val="21"/>
               </w:rPr>
-              <w:t xml:space="preserve">Поставщик; контроль — менеджер по закупкам</w:t>
+              <w:t xml:space="preserve">Поставщик, контроль осуществляет менеджер по закупкам</w:t>
             </w:r>
           </w:p>
         </w:tc>
@@ -8557,7 +8541,7 @@
                 <w:sz w:val="21"/>
                 <w:szCs w:val="21"/>
               </w:rPr>
-              <w:t xml:space="preserve">Остаток оплачен, контейнер забронирован, товар отгружен; инвойс, упаковочный лист, коносамент</w:t>
+              <w:t xml:space="preserve">Остаток оплачен, контейнер забронирован, товар отгружен, получены инвойс, упаковочный лист, коносамент</w:t>
             </w:r>
           </w:p>
         </w:tc>
@@ -8613,7 +8597,7 @@
                 <w:sz w:val="21"/>
                 <w:szCs w:val="21"/>
               </w:rPr>
-              <w:t xml:space="preserve">«Клиент — Банк», почта</w:t>
+              <w:t xml:space="preserve">«Клиент-Банк», почта</w:t>
             </w:r>
           </w:p>
         </w:tc>
@@ -8741,7 +8725,7 @@
                 <w:sz w:val="21"/>
                 <w:szCs w:val="21"/>
               </w:rPr>
-              <w:t xml:space="preserve">Груз прибыл, размещён на СВХ</w:t>
+              <w:t xml:space="preserve">Груз прибыл, размещен на СВХ</w:t>
             </w:r>
           </w:p>
         </w:tc>
@@ -8769,7 +8753,7 @@
                 <w:sz w:val="21"/>
                 <w:szCs w:val="21"/>
               </w:rPr>
-              <w:t xml:space="preserve">Экспедитор; контроль — логист</w:t>
+              <w:t xml:space="preserve">Экспедитор, контроль осуществляет логист</w:t>
             </w:r>
           </w:p>
         </w:tc>
@@ -8825,7 +8809,7 @@
                 <w:sz w:val="21"/>
                 <w:szCs w:val="21"/>
               </w:rPr>
-              <w:t xml:space="preserve">Срок в пути; число запросов статуса</w:t>
+              <w:t xml:space="preserve">Срок в пути, число запросов статуса</w:t>
             </w:r>
           </w:p>
         </w:tc>
@@ -8925,7 +8909,7 @@
                 <w:sz w:val="21"/>
                 <w:szCs w:val="21"/>
               </w:rPr>
-              <w:t xml:space="preserve">Товар выпущен; декларация на товары, декларации соответствия</w:t>
+              <w:t xml:space="preserve">Товар выпущен, оформлены декларация на товары и декларации соответствия</w:t>
             </w:r>
           </w:p>
         </w:tc>
@@ -9009,7 +8993,7 @@
                 <w:sz w:val="21"/>
                 <w:szCs w:val="21"/>
               </w:rPr>
-              <w:t xml:space="preserve">Время от прибытия до выпуска; доля поставок с исправлениями</w:t>
+              <w:t xml:space="preserve">Время от прибытия до выпуска, доля поставок с исправлениями</w:t>
             </w:r>
           </w:p>
         </w:tc>
@@ -9071,7 +9055,7 @@
                 <w:sz w:val="21"/>
                 <w:szCs w:val="21"/>
               </w:rPr>
-              <w:t xml:space="preserve">Доставка на склад и приёмка.</w:t>
+              <w:t xml:space="preserve">Доставка на склад и приемка.</w:t>
             </w:r>
             <w:r>
               <w:rPr>
@@ -9109,7 +9093,7 @@
                 <w:sz w:val="21"/>
                 <w:szCs w:val="21"/>
               </w:rPr>
-              <w:t xml:space="preserve">Товар на складе; акт расхождений (при наличии)</w:t>
+              <w:t xml:space="preserve">Товар на складе, акт расхождений (при наличии)</w:t>
             </w:r>
           </w:p>
         </w:tc>
@@ -9137,7 +9121,7 @@
                 <w:sz w:val="21"/>
                 <w:szCs w:val="21"/>
               </w:rPr>
-              <w:t xml:space="preserve">Логист, кладовщики; отдел закупок — при расхождениях</w:t>
+              <w:t xml:space="preserve">Логист, кладовщики, при расхождениях также отдел закупок</w:t>
             </w:r>
           </w:p>
         </w:tc>
@@ -9193,7 +9177,7 @@
                 <w:sz w:val="21"/>
                 <w:szCs w:val="21"/>
               </w:rPr>
-              <w:t xml:space="preserve">Длительность приёмки; доля поставок с расхождениями</w:t>
+              <w:t xml:space="preserve">Длительность приемки, доля поставок с расхождениями</w:t>
             </w:r>
           </w:p>
         </w:tc>
@@ -9255,7 +9239,7 @@
                 <w:sz w:val="21"/>
                 <w:szCs w:val="21"/>
               </w:rPr>
-              <w:t xml:space="preserve">Оприходование и расчёт себестоимости.</w:t>
+              <w:t xml:space="preserve">Оприходование и расчет себестоимости.</w:t>
             </w:r>
             <w:r>
               <w:rPr>
@@ -9265,7 +9249,7 @@
                 <w:sz w:val="21"/>
                 <w:szCs w:val="21"/>
               </w:rPr>
-              <w:t xml:space="preserve"> Сделать товар доступным к продаже по верной себестоимости</w:t>
+              <w:t xml:space="preserve"> Сделать товар доступным к продаже по правильной себестоимости</w:t>
             </w:r>
           </w:p>
         </w:tc>
@@ -9293,7 +9277,7 @@
                 <w:sz w:val="21"/>
                 <w:szCs w:val="21"/>
               </w:rPr>
-              <w:t xml:space="preserve">Поступление в 1С; себестоимость партии</w:t>
+              <w:t xml:space="preserve">Поступление в 1С, себестоимость партии</w:t>
             </w:r>
           </w:p>
         </w:tc>
@@ -9377,7 +9361,7 @@
                 <w:sz w:val="21"/>
                 <w:szCs w:val="21"/>
               </w:rPr>
-              <w:t xml:space="preserve">Срок от приёмки до доступности к продаже</w:t>
+              <w:t xml:space="preserve">Срок от приемки до доступности к продаже</w:t>
             </w:r>
           </w:p>
         </w:tc>
@@ -9416,7 +9400,7 @@
         <w:rPr>
           <w:rFonts w:ascii="Times New Roman" w:cs="Times New Roman" w:eastAsia="Times New Roman" w:hAnsi="Times New Roman"/>
         </w:rPr>
-        <w:t xml:space="preserve">Распределение ответственности по этапам показано матрицей RACI (таблица 7): R — исполняет, A — отвечает за результат и утверждает (один на этап), C — консультирует, I — получает информацию.</w:t>
+        <w:t xml:space="preserve">Распределение ответственности участников по этапам процесса показано в виде матрицы RACI (таблица 7). Используются следующие обозначения: R означает, что участник исполняет работу, A отвечает за результат и утверждает его (на каждом этапе только один участник), C консультирует, I получает информацию.</w:t>
       </w:r>
     </w:p>
     <w:p>
@@ -9806,7 +9790,7 @@
                 <w:sz w:val="22"/>
                 <w:szCs w:val="22"/>
               </w:rPr>
-              <w:t xml:space="preserve">—</w:t>
+              <w:t xml:space="preserve">-</w:t>
             </w:r>
           </w:p>
         </w:tc>
@@ -9834,7 +9818,7 @@
                 <w:sz w:val="22"/>
                 <w:szCs w:val="22"/>
               </w:rPr>
-              <w:t xml:space="preserve">—</w:t>
+              <w:t xml:space="preserve">-</w:t>
             </w:r>
           </w:p>
         </w:tc>
@@ -9862,7 +9846,7 @@
                 <w:sz w:val="22"/>
                 <w:szCs w:val="22"/>
               </w:rPr>
-              <w:t xml:space="preserve">—</w:t>
+              <w:t xml:space="preserve">-</w:t>
             </w:r>
           </w:p>
         </w:tc>
@@ -10008,7 +9992,7 @@
                 <w:sz w:val="22"/>
                 <w:szCs w:val="22"/>
               </w:rPr>
-              <w:t xml:space="preserve">—</w:t>
+              <w:t xml:space="preserve">-</w:t>
             </w:r>
           </w:p>
         </w:tc>
@@ -10036,7 +10020,7 @@
                 <w:sz w:val="22"/>
                 <w:szCs w:val="22"/>
               </w:rPr>
-              <w:t xml:space="preserve">—</w:t>
+              <w:t xml:space="preserve">-</w:t>
             </w:r>
           </w:p>
         </w:tc>
@@ -10064,7 +10048,7 @@
                 <w:sz w:val="22"/>
                 <w:szCs w:val="22"/>
               </w:rPr>
-              <w:t xml:space="preserve">Поставщик — C</w:t>
+              <w:t xml:space="preserve">Поставщик (C)</w:t>
             </w:r>
           </w:p>
         </w:tc>
@@ -10210,7 +10194,7 @@
                 <w:sz w:val="22"/>
                 <w:szCs w:val="22"/>
               </w:rPr>
-              <w:t xml:space="preserve">—</w:t>
+              <w:t xml:space="preserve">-</w:t>
             </w:r>
           </w:p>
         </w:tc>
@@ -10238,7 +10222,7 @@
                 <w:sz w:val="22"/>
                 <w:szCs w:val="22"/>
               </w:rPr>
-              <w:t xml:space="preserve">—</w:t>
+              <w:t xml:space="preserve">-</w:t>
             </w:r>
           </w:p>
         </w:tc>
@@ -10266,7 +10250,7 @@
                 <w:sz w:val="22"/>
                 <w:szCs w:val="22"/>
               </w:rPr>
-              <w:t xml:space="preserve">Поставщик — C; банк — R</w:t>
+              <w:t xml:space="preserve">Поставщик (C), банк (R)</w:t>
             </w:r>
           </w:p>
         </w:tc>
@@ -10412,7 +10396,7 @@
                 <w:sz w:val="22"/>
                 <w:szCs w:val="22"/>
               </w:rPr>
-              <w:t xml:space="preserve">—</w:t>
+              <w:t xml:space="preserve">-</w:t>
             </w:r>
           </w:p>
         </w:tc>
@@ -10440,7 +10424,7 @@
                 <w:sz w:val="22"/>
                 <w:szCs w:val="22"/>
               </w:rPr>
-              <w:t xml:space="preserve">—</w:t>
+              <w:t xml:space="preserve">-</w:t>
             </w:r>
           </w:p>
         </w:tc>
@@ -10468,7 +10452,7 @@
                 <w:sz w:val="22"/>
                 <w:szCs w:val="22"/>
               </w:rPr>
-              <w:t xml:space="preserve">Банк — R</w:t>
+              <w:t xml:space="preserve">Банк (R)</w:t>
             </w:r>
           </w:p>
         </w:tc>
@@ -10530,7 +10514,7 @@
                 <w:sz w:val="22"/>
                 <w:szCs w:val="22"/>
               </w:rPr>
-              <w:t xml:space="preserve">—</w:t>
+              <w:t xml:space="preserve">-</w:t>
             </w:r>
           </w:p>
         </w:tc>
@@ -10642,7 +10626,7 @@
                 <w:sz w:val="22"/>
                 <w:szCs w:val="22"/>
               </w:rPr>
-              <w:t xml:space="preserve">—</w:t>
+              <w:t xml:space="preserve">-</w:t>
             </w:r>
           </w:p>
         </w:tc>
@@ -10670,7 +10654,7 @@
                 <w:sz w:val="22"/>
                 <w:szCs w:val="22"/>
               </w:rPr>
-              <w:t xml:space="preserve">Поставщик — R</w:t>
+              <w:t xml:space="preserve">Поставщик (R)</w:t>
             </w:r>
           </w:p>
         </w:tc>
@@ -10844,7 +10828,7 @@
                 <w:sz w:val="22"/>
                 <w:szCs w:val="22"/>
               </w:rPr>
-              <w:t xml:space="preserve">—</w:t>
+              <w:t xml:space="preserve">-</w:t>
             </w:r>
           </w:p>
         </w:tc>
@@ -10872,7 +10856,7 @@
                 <w:sz w:val="22"/>
                 <w:szCs w:val="22"/>
               </w:rPr>
-              <w:t xml:space="preserve">Поставщик, банк, экспедитор — R</w:t>
+              <w:t xml:space="preserve">Поставщик, банк, экспедитор (R)</w:t>
             </w:r>
           </w:p>
         </w:tc>
@@ -10934,7 +10918,7 @@
                 <w:sz w:val="22"/>
                 <w:szCs w:val="22"/>
               </w:rPr>
-              <w:t xml:space="preserve">—</w:t>
+              <w:t xml:space="preserve">-</w:t>
             </w:r>
           </w:p>
         </w:tc>
@@ -10990,7 +10974,7 @@
                 <w:sz w:val="22"/>
                 <w:szCs w:val="22"/>
               </w:rPr>
-              <w:t xml:space="preserve">—</w:t>
+              <w:t xml:space="preserve">-</w:t>
             </w:r>
           </w:p>
         </w:tc>
@@ -11074,7 +11058,7 @@
                 <w:sz w:val="22"/>
                 <w:szCs w:val="22"/>
               </w:rPr>
-              <w:t xml:space="preserve">Экспедитор — R</w:t>
+              <w:t xml:space="preserve">Экспедитор (R)</w:t>
             </w:r>
           </w:p>
         </w:tc>
@@ -11136,7 +11120,7 @@
                 <w:sz w:val="22"/>
                 <w:szCs w:val="22"/>
               </w:rPr>
-              <w:t xml:space="preserve">—</w:t>
+              <w:t xml:space="preserve">-</w:t>
             </w:r>
           </w:p>
         </w:tc>
@@ -11248,7 +11232,7 @@
                 <w:sz w:val="22"/>
                 <w:szCs w:val="22"/>
               </w:rPr>
-              <w:t xml:space="preserve">—</w:t>
+              <w:t xml:space="preserve">-</w:t>
             </w:r>
           </w:p>
         </w:tc>
@@ -11276,7 +11260,7 @@
                 <w:sz w:val="22"/>
                 <w:szCs w:val="22"/>
               </w:rPr>
-              <w:t xml:space="preserve">Таможенный представитель, орган по сертификации — R</w:t>
+              <w:t xml:space="preserve">Таможенный представитель, орган по сертификации (R)</w:t>
             </w:r>
           </w:p>
         </w:tc>
@@ -11310,7 +11294,7 @@
                 <w:sz w:val="22"/>
                 <w:szCs w:val="22"/>
               </w:rPr>
-              <w:t xml:space="preserve">9. Доставка и приёмка</w:t>
+              <w:t xml:space="preserve">9. Доставка и приемка</w:t>
             </w:r>
           </w:p>
         </w:tc>
@@ -11338,7 +11322,7 @@
                 <w:sz w:val="22"/>
                 <w:szCs w:val="22"/>
               </w:rPr>
-              <w:t xml:space="preserve">—</w:t>
+              <w:t xml:space="preserve">-</w:t>
             </w:r>
           </w:p>
         </w:tc>
@@ -11478,7 +11462,7 @@
                 <w:sz w:val="22"/>
                 <w:szCs w:val="22"/>
               </w:rPr>
-              <w:t xml:space="preserve">Перевозчик — R</w:t>
+              <w:t xml:space="preserve">Перевозчик (R)</w:t>
             </w:r>
           </w:p>
         </w:tc>
@@ -11624,7 +11608,7 @@
                 <w:sz w:val="22"/>
                 <w:szCs w:val="22"/>
               </w:rPr>
-              <w:t xml:space="preserve">—</w:t>
+              <w:t xml:space="preserve">-</w:t>
             </w:r>
           </w:p>
         </w:tc>
@@ -11680,7 +11664,7 @@
                 <w:sz w:val="22"/>
                 <w:szCs w:val="22"/>
               </w:rPr>
-              <w:t xml:space="preserve">—</w:t>
+              <w:t xml:space="preserve">-</w:t>
             </w:r>
           </w:p>
         </w:tc>
@@ -11707,6 +11691,19 @@
           <w:szCs w:val="28"/>
         </w:rPr>
         <w:t xml:space="preserve">8.3. Окружение процесса</w:t>
+      </w:r>
+    </w:p>
+    <w:p>
+      <w:pPr>
+        <w:spacing w:after="0" w:before="0" w:line="360" w:lineRule="auto"/>
+        <w:ind w:firstLine="709"/>
+        <w:jc w:val="both"/>
+      </w:pPr>
+      <w:r>
+        <w:rPr>
+          <w:rFonts w:ascii="Times New Roman" w:cs="Times New Roman" w:eastAsia="Times New Roman" w:hAnsi="Times New Roman"/>
+        </w:rPr>
+        <w:t xml:space="preserve">Окружение процесса, то есть ресурсы, информационные системы и внешняя среда, в которой он выполняется, описано в таблице 8.</w:t>
       </w:r>
     </w:p>
     <w:p>
@@ -11862,7 +11859,7 @@
                 <w:sz w:val="24"/>
                 <w:szCs w:val="24"/>
               </w:rPr>
-              <w:t xml:space="preserve">Отдел закупок и ВЭД — 5 чел.; участвуют также коммерческий директор, бухгалтерия, финансово-экономический отдел, транспортный отдел, склад</w:t>
+              <w:t xml:space="preserve">Отдел закупок и ВЭД (5 человек), также в процессе участвуют коммерческий директор, бухгалтерия, финансово-экономический отдел, транспортный отдел и склад</w:t>
             </w:r>
           </w:p>
         </w:tc>
@@ -11924,7 +11921,7 @@
                 <w:sz w:val="24"/>
                 <w:szCs w:val="24"/>
               </w:rPr>
-              <w:t xml:space="preserve">1С:УТ 11 — остатки, заказы поставщикам, поступления; 1С:Бухгалтерия; MS Excel — план закупок, сравнение предложений, реестр поставок, себестоимость партии; корпоративная почта; WeChat; «Клиент — Банк»; личный кабинет таможенного представителя</w:t>
+              <w:t xml:space="preserve">1С:УТ 11 (остатки, заказы поставщикам, поступления), 1С:Бухгалтерия, MS Excel (план закупок, сравнение предложений, реестр поставок, расчет себестоимости партии), корпоративная почта, WeChat, «Клиент-Банк», личный кабинет таможенного представителя</w:t>
             </w:r>
           </w:p>
         </w:tc>
@@ -11986,7 +11983,7 @@
                 <w:sz w:val="24"/>
                 <w:szCs w:val="24"/>
               </w:rPr>
-              <w:t xml:space="preserve">Оборотные средства на аванс и оплату поставки, таможенные платежи, услуги экспедитора и таможенного представителя</w:t>
+              <w:t xml:space="preserve">Оборотные средства на аванс и оплату поставки, таможенные платежи, оплата услуг экспедитора и таможенного представителя</w:t>
             </w:r>
           </w:p>
         </w:tc>
@@ -12048,7 +12045,7 @@
                 <w:sz w:val="24"/>
                 <w:szCs w:val="24"/>
               </w:rPr>
-              <w:t xml:space="preserve">Склад около 2 500 м² с погрузочной техникой; терминалов сбора данных (сканеров штрихкодов) нет</w:t>
+              <w:t xml:space="preserve">Склад площадью около 2 500 м² с погрузочной техникой, терминалов сбора данных (сканеров штрихкодов) нет</w:t>
             </w:r>
           </w:p>
         </w:tc>
@@ -12335,7 +12332,7 @@
         <w:rPr>
           <w:rFonts w:ascii="Times New Roman" w:cs="Times New Roman" w:eastAsia="Times New Roman" w:hAnsi="Times New Roman"/>
         </w:rPr>
-        <w:t xml:space="preserve">Показатели процесса и их значения в текущем состоянии приведены в таблице 9. Длительности этапов — допущения модели; при обследовании конкретной компании они заменяются фактическими данными из 1С и реестра поставок.</w:t>
+        <w:t xml:space="preserve">Показатели процесса и их значения в текущем состоянии приведены в таблице 9. Длительности этапов приняты как допущения модели. При обследовании реальной компании их следует заменить фактическими данными из 1С и реестра поставок.</w:t>
       </w:r>
     </w:p>
     <w:p>
@@ -12430,7 +12427,7 @@
                 <w:sz w:val="24"/>
                 <w:szCs w:val="24"/>
               </w:rPr>
-              <w:t xml:space="preserve">Способ расчёта</w:t>
+              <w:t xml:space="preserve">Способ расчета</w:t>
             </w:r>
           </w:p>
         </w:tc>
@@ -12521,7 +12518,7 @@
                 <w:sz w:val="24"/>
                 <w:szCs w:val="24"/>
               </w:rPr>
-              <w:t xml:space="preserve">От утверждения плана закупок до доступности товара к продаже</w:t>
+              <w:t xml:space="preserve">От утверждения плана закупок до момента, когда товар доступен к продаже</w:t>
             </w:r>
           </w:p>
         </w:tc>
@@ -12701,7 +12698,7 @@
                 <w:sz w:val="24"/>
                 <w:szCs w:val="24"/>
               </w:rPr>
-              <w:t xml:space="preserve">Этап 8: дата выпуска − дата прибытия</w:t>
+              <w:t xml:space="preserve">Разница между датой выпуска и датой прибытия (этап 8)</w:t>
             </w:r>
           </w:p>
         </w:tc>
@@ -12791,7 +12788,7 @@
                 <w:sz w:val="24"/>
                 <w:szCs w:val="24"/>
               </w:rPr>
-              <w:t xml:space="preserve">Этап 6: дата отгрузки − дата уведомления о готовности</w:t>
+              <w:t xml:space="preserve">Разница между датой отгрузки и датой уведомления о готовности (этап 6)</w:t>
             </w:r>
           </w:p>
         </w:tc>
@@ -12881,7 +12878,7 @@
                 <w:sz w:val="24"/>
                 <w:szCs w:val="24"/>
               </w:rPr>
-              <w:t xml:space="preserve">Число поставок с исправлениями / число поставок</w:t>
+              <w:t xml:space="preserve">Число поставок с исправлениями, деленное на общее число поставок</w:t>
             </w:r>
           </w:p>
         </w:tc>
@@ -12971,7 +12968,7 @@
                 <w:sz w:val="24"/>
                 <w:szCs w:val="24"/>
               </w:rPr>
-              <w:t xml:space="preserve">Число таких поставок / число поставок</w:t>
+              <w:t xml:space="preserve">Число таких поставок, деленное на общее число поставок</w:t>
             </w:r>
           </w:p>
         </w:tc>
@@ -13033,7 +13030,7 @@
                 <w:sz w:val="24"/>
                 <w:szCs w:val="24"/>
               </w:rPr>
-              <w:t xml:space="preserve">Доля поставок с расхождениями при приёмке, %</w:t>
+              <w:t xml:space="preserve">Доля поставок с расхождениями при приемке, %</w:t>
             </w:r>
           </w:p>
         </w:tc>
@@ -13061,7 +13058,7 @@
                 <w:sz w:val="24"/>
                 <w:szCs w:val="24"/>
               </w:rPr>
-              <w:t xml:space="preserve">Число актов расхождений / число поставок</w:t>
+              <w:t xml:space="preserve">Число актов расхождений, деленное на число поставок</w:t>
             </w:r>
           </w:p>
         </w:tc>
@@ -13151,7 +13148,7 @@
                 <w:sz w:val="24"/>
                 <w:szCs w:val="24"/>
               </w:rPr>
-              <w:t xml:space="preserve">Дата претензии − дата приёмки</w:t>
+              <w:t xml:space="preserve">Разница между датой претензии и датой приемки</w:t>
             </w:r>
           </w:p>
         </w:tc>
@@ -13179,7 +13176,7 @@
                 <w:sz w:val="24"/>
                 <w:szCs w:val="24"/>
               </w:rPr>
-              <w:t xml:space="preserve">≈7</w:t>
+              <w:t xml:space="preserve">около 7</w:t>
             </w:r>
           </w:p>
         </w:tc>
@@ -13331,7 +13328,7 @@
                 <w:sz w:val="24"/>
                 <w:szCs w:val="24"/>
               </w:rPr>
-              <w:t xml:space="preserve">Подсчёт по модели AS IS</w:t>
+              <w:t xml:space="preserve">Подсчет по модели AS IS</w:t>
             </w:r>
           </w:p>
         </w:tc>
@@ -13399,91 +13396,7 @@
         <w:rPr>
           <w:rFonts w:ascii="Times New Roman" w:cs="Times New Roman" w:eastAsia="Times New Roman" w:hAnsi="Times New Roman"/>
         </w:rPr>
-        <w:t xml:space="preserve">Модель «как есть» построена в нотации BPMN 2.0 (рисунки 6–9, обозначения — на рисунке 5). Процесс показан пулом «ООО «НеваИмпорт»» с дорожками подразделений; внешние участники — свёрнутыми пулами, обмен с ними — потоками сообщений. Для читаемости схема разделена на четыре части, связанные событиями-ссылками А, Б и В. У задач указаны длительности (допущения модели) и номера проблем из раздела 10.</w:t>
-      </w:r>
-    </w:p>
-    <w:p>
-      <w:pPr>
-        <w:spacing w:after="0" w:before="0" w:line="360" w:lineRule="auto"/>
-        <w:ind w:firstLine="709"/>
-        <w:jc w:val="both"/>
-      </w:pPr>
-      <w:r>
-        <w:rPr>
-          <w:rFonts w:ascii="Times New Roman" w:cs="Times New Roman" w:eastAsia="Times New Roman" w:hAnsi="Times New Roman"/>
-          <w:b/>
-          <w:bCs/>
-        </w:rPr>
-        <w:t xml:space="preserve">Часть 1 — заказ и контракт (рисунок 6).</w:t>
-      </w:r>
-      <w:r>
-        <w:rPr>
-          <w:rFonts w:ascii="Times New Roman" w:cs="Times New Roman" w:eastAsia="Times New Roman" w:hAnsi="Times New Roman"/>
-        </w:rPr>
-        <w:t xml:space="preserve"> Процесс запускается утверждением месячного плана закупок. Менеджер по закупкам сверяет остатки в 1С с планом и вручную собирает заказ в Excel, рассылает запросы цен поставщикам по почте и в WeChat, сравнивает коммерческие предложения и готовит служебную записку. Коммерческий директор согласует выбор; примерно в 30 % случаев записка возвращается на доработку. На каждую поставку готовится отдельный контракт со спецификацией, который согласуется с поставщиком и подписывается коммерческим директором.</w:t>
-      </w:r>
-    </w:p>
-    <w:p>
-      <w:pPr>
-        <w:spacing w:after="0" w:before="0" w:line="360" w:lineRule="auto"/>
-        <w:ind w:firstLine="709"/>
-        <w:jc w:val="both"/>
-      </w:pPr>
-      <w:r>
-        <w:rPr>
-          <w:rFonts w:ascii="Times New Roman" w:cs="Times New Roman" w:eastAsia="Times New Roman" w:hAnsi="Times New Roman"/>
-          <w:b/>
-          <w:bCs/>
-        </w:rPr>
-        <w:t xml:space="preserve">Часть 2 — оплата, производство, отгрузка (рисунок 7).</w:t>
-      </w:r>
-      <w:r>
-        <w:rPr>
-          <w:rFonts w:ascii="Times New Roman" w:cs="Times New Roman" w:eastAsia="Times New Roman" w:hAnsi="Times New Roman"/>
-        </w:rPr>
-        <w:t xml:space="preserve"> По служебной записке отдела закупок финансовая служба ставит новый контракт на учёт в банке и оплачивает аванс 30 %; платёж в КНР проходит до 10 дней. После уведомления о готовности товара параллельно идут две ветви: оплата остатка 70 % (снова по служебной записке) и бронирование контейнера отделом логистики. Отгрузка возможна только после завершения обеих ветвей.</w:t>
-      </w:r>
-    </w:p>
-    <w:p>
-      <w:pPr>
-        <w:spacing w:after="0" w:before="0" w:line="360" w:lineRule="auto"/>
-        <w:ind w:firstLine="709"/>
-        <w:jc w:val="both"/>
-      </w:pPr>
-      <w:r>
-        <w:rPr>
-          <w:rFonts w:ascii="Times New Roman" w:cs="Times New Roman" w:eastAsia="Times New Roman" w:hAnsi="Times New Roman"/>
-          <w:b/>
-          <w:bCs/>
-        </w:rPr>
-        <w:t xml:space="preserve">Часть 3 — перевозка и таможенное оформление (рисунок 8).</w:t>
-      </w:r>
-      <w:r>
-        <w:rPr>
-          <w:rFonts w:ascii="Times New Roman" w:cs="Times New Roman" w:eastAsia="Times New Roman" w:hAnsi="Times New Roman"/>
-        </w:rPr>
-        <w:t xml:space="preserve"> Во время перевозки логист узнаёт статус груза звонками и письмами экспедитору. После прибытия груз размещается на складе временного хранения (СВХ), и только тогда документы передаются таможенному представителю. Примерно в 40 % поставок он находит ошибки в инвойсе или упаковочном листе, и исправленные документы приходится ждать от поставщика; в 30 % поставок выясняется, что на новые позиции нет декларации соответствия, и её оформление занимает около двух недель. Всё это время груз стоит на СВХ.</w:t>
-      </w:r>
-    </w:p>
-    <w:p>
-      <w:pPr>
-        <w:spacing w:after="0" w:before="0" w:line="360" w:lineRule="auto"/>
-        <w:ind w:firstLine="709"/>
-        <w:jc w:val="both"/>
-      </w:pPr>
-      <w:r>
-        <w:rPr>
-          <w:rFonts w:ascii="Times New Roman" w:cs="Times New Roman" w:eastAsia="Times New Roman" w:hAnsi="Times New Roman"/>
-          <w:b/>
-          <w:bCs/>
-        </w:rPr>
-        <w:t xml:space="preserve">Часть 4 — склад и оприходование (рисунок 9).</w:t>
-      </w:r>
-      <w:r>
-        <w:rPr>
-          <w:rFonts w:ascii="Times New Roman" w:cs="Times New Roman" w:eastAsia="Times New Roman" w:hAnsi="Times New Roman"/>
-        </w:rPr>
-        <w:t xml:space="preserve"> После выпуска товара логист заказывает машину и вывозит контейнер на склад. Кладовщики пересчитывают товар вручную и сверяют с бумажным упаковочным листом; при расхождениях отдел закупок составляет акт и претензию, на что уходит около недели. Бухгалтерия оприходует товар только после получения декларации на товары и счетов за услуги, а себестоимость партии с распределением расходов на перевозку и таможенное оформление считается в Excel.</w:t>
+        <w:t xml:space="preserve">Модель «как есть» построена в нотации BPMN 2.0 (рисунки 6-9), условные обозначения приведены на рисунке 5. Компания показана в виде пула «ООО «НеваИмпорт»», который разделен на дорожки по подразделениям. Внешние участники изображены свернутыми пулами, а обмен информацией с ними показан потоками сообщений. Так как процесс достаточно большой, схема разделена на четыре части, которые связаны между собой событиями-ссылками А, Б и В. У задач указаны длительности (допущения модели) и номера проблем, которые подробно рассматриваются в разделе 10.</w:t>
       </w:r>
     </w:p>
     <w:p>
@@ -13496,7 +13409,59 @@
         <w:rPr>
           <w:rFonts w:ascii="Times New Roman" w:cs="Times New Roman" w:eastAsia="Times New Roman" w:hAnsi="Times New Roman"/>
         </w:rPr>
-        <w:t xml:space="preserve">Итог модели AS IS: полный цикл — 136,4 дня, из них 75 дней — производство и перевозка, на которые компания не влияет, и 61,4 дня — собственные операции, согласования и ожидания компании.</w:t>
+        <w:t xml:space="preserve">Первая часть модели (рисунок 6) охватывает формирование заказа и заключение контракта. Процесс начинается с утверждения месячного плана закупок. Менеджер по закупкам сверяет остатки в 1С с планом и вручную формирует заказ в Excel, после чего рассылает запросы цен поставщикам по почте и через WeChat. Полученные коммерческие предложения он сравнивает и готовит служебную записку для коммерческого директора, причем примерно в 30% случаев записка возвращается на доработку. После согласования на каждую поставку готовится отдельный контракт со спецификацией, который согласуется с поставщиком и подписывается коммерческим директором.</w:t>
+      </w:r>
+    </w:p>
+    <w:p>
+      <w:pPr>
+        <w:spacing w:after="0" w:before="0" w:line="360" w:lineRule="auto"/>
+        <w:ind w:firstLine="709"/>
+        <w:jc w:val="both"/>
+      </w:pPr>
+      <w:r>
+        <w:rPr>
+          <w:rFonts w:ascii="Times New Roman" w:cs="Times New Roman" w:eastAsia="Times New Roman" w:hAnsi="Times New Roman"/>
+        </w:rPr>
+        <w:t xml:space="preserve">Во второй части (рисунок 7) показаны оплата, производство и отгрузка. По служебной записке отдела закупок финансовая служба ставит новый контракт на учет в банке и оплачивает аванс 30%. Платеж в КНР может проходить до 10 дней. После того как поставщик сообщает о готовности товара, параллельно выполняются оплата остатка 70% (также по служебной записке) и бронирование контейнера отделом логистики. Отгрузить товар можно только после того, как будут завершены оба этих действия.</w:t>
+      </w:r>
+    </w:p>
+    <w:p>
+      <w:pPr>
+        <w:spacing w:after="0" w:before="0" w:line="360" w:lineRule="auto"/>
+        <w:ind w:firstLine="709"/>
+        <w:jc w:val="both"/>
+      </w:pPr>
+      <w:r>
+        <w:rPr>
+          <w:rFonts w:ascii="Times New Roman" w:cs="Times New Roman" w:eastAsia="Times New Roman" w:hAnsi="Times New Roman"/>
+        </w:rPr>
+        <w:t xml:space="preserve">Третья часть (рисунок 8) включает перевозку и таможенное оформление. Пока груз находится в пути, логист узнает его статус у экспедитора по телефону или по почте. После прибытия груз размещается на складе временного хранения (СВХ), и только после этого документы передаются таможенному представителю. Примерно в 40% поставок в инвойсе или упаковочном листе находят ошибки, и исправленные документы приходится запрашивать у поставщика. Кроме того, в 30% поставок оказывается, что на новые позиции нет декларации соответствия, и ее оформление занимает около двух недель. Все это время груз стоит на СВХ.</w:t>
+      </w:r>
+    </w:p>
+    <w:p>
+      <w:pPr>
+        <w:spacing w:after="0" w:before="0" w:line="360" w:lineRule="auto"/>
+        <w:ind w:firstLine="709"/>
+        <w:jc w:val="both"/>
+      </w:pPr>
+      <w:r>
+        <w:rPr>
+          <w:rFonts w:ascii="Times New Roman" w:cs="Times New Roman" w:eastAsia="Times New Roman" w:hAnsi="Times New Roman"/>
+        </w:rPr>
+        <w:t xml:space="preserve">В четвертой части (рисунок 9) показаны доставка на склад, приемка и оприходование. После выпуска товара логист заказывает машину и вывозит контейнер на склад. Кладовщики пересчитывают товар вручную и сверяют его с бумажным упаковочным листом. Если есть расхождения, отдел закупок составляет акт и претензию, на это уходит около недели. Бухгалтерия оприходует товар только после получения декларации на товары и счетов за услуги, а себестоимость партии с распределением расходов на перевозку и таможенное оформление рассчитывается в Excel.</w:t>
+      </w:r>
+    </w:p>
+    <w:p>
+      <w:pPr>
+        <w:spacing w:after="0" w:before="0" w:line="360" w:lineRule="auto"/>
+        <w:ind w:firstLine="709"/>
+        <w:jc w:val="both"/>
+      </w:pPr>
+      <w:r>
+        <w:rPr>
+          <w:rFonts w:ascii="Times New Roman" w:cs="Times New Roman" w:eastAsia="Times New Roman" w:hAnsi="Times New Roman"/>
+        </w:rPr>
+        <w:t xml:space="preserve">По модели AS IS полный цикл процесса составляет 136,4 дня. Из них 75 дней приходится на производство и перевозку, на которые компания повлиять не может, а 61,4 дня занимают собственные операции, согласования и ожидания внутри компании.</w:t>
       </w:r>
     </w:p>
     <w:p>
@@ -13784,7 +13749,7 @@
           <wp:inline distT="0" distB="0" distL="0" distR="0">
             <wp:extent cx="9429750" cy="4886325"/>
             <wp:effectExtent t="0" r="0" b="0" l="0"/>
-            <wp:docPr id="1" name="asis4" descr="Рисунок 9 – Модель AS IS, часть 4: доставка на склад, приёмка и оприходование" title="Рисунок 9 – Модель AS IS, часть 4: доставка на склад, приёмка и оприходование"/>
+            <wp:docPr id="1" name="asis4" descr="Рисунок 9 – Модель AS IS, часть 4: доставка на склад, приемка и оприходование" title="Рисунок 9 – Модель AS IS, часть 4: доставка на склад, приемка и оприходование"/>
             <wp:cNvGraphicFramePr>
               <a:graphicFrameLocks xmlns:a="http://schemas.openxmlformats.org/drawingml/2006/main" noChangeAspect="1"/>
             </wp:cNvGraphicFramePr>
@@ -13831,7 +13796,7 @@
           <w:sz w:val="24"/>
           <w:szCs w:val="24"/>
         </w:rPr>
-        <w:t xml:space="preserve">Рисунок 9 – Модель AS IS, часть 4: доставка на склад, приёмка и оприходование</w:t>
+        <w:t xml:space="preserve">Рисунок 9 – Модель AS IS, часть 4: доставка на склад, приемка и оприходование</w:t>
       </w:r>
     </w:p>
     <w:p>
@@ -13874,7 +13839,7 @@
         <w:rPr>
           <w:rFonts w:ascii="Times New Roman" w:cs="Times New Roman" w:eastAsia="Times New Roman" w:hAnsi="Times New Roman"/>
         </w:rPr>
-        <w:t xml:space="preserve">Анализ модели AS IS выявил десять проблем (таблица 10). Их номера проставлены на задачах модели (рисунки 6–9). Для каждой проблемы методом «пять почему» найдена корневая причина.</w:t>
+        <w:t xml:space="preserve">В ходе анализа модели AS IS было выявлено десять проблем, они приведены в таблице 10. Номера проблем отмечены на соответствующих задачах модели (рисунки 6-9). Для каждой проблемы с помощью метода «пять почему» была определена основная причина.</w:t>
       </w:r>
     </w:p>
     <w:p>
@@ -14029,7 +13994,7 @@
                 <w:sz w:val="21"/>
                 <w:szCs w:val="21"/>
               </w:rPr>
-              <w:t xml:space="preserve">Корневая причина</w:t>
+              <w:t xml:space="preserve">Основная причина</w:t>
             </w:r>
           </w:p>
         </w:tc>
@@ -14120,7 +14085,7 @@
                 <w:sz w:val="21"/>
                 <w:szCs w:val="21"/>
               </w:rPr>
-              <w:t xml:space="preserve">Заказ собирается вручную в Excel по выгрузке остатков из 1С (этап 1)</w:t>
+              <w:t xml:space="preserve">Заказ формируется вручную в Excel по выгрузке остатков из 1С (этап 1)</w:t>
             </w:r>
           </w:p>
         </w:tc>
@@ -14148,7 +14113,7 @@
                 <w:sz w:val="21"/>
                 <w:szCs w:val="21"/>
               </w:rPr>
-              <w:t xml:space="preserve">2 дня на заказ; ошибки в количествах; дефицит или излишки</w:t>
+              <w:t xml:space="preserve">2 дня на заказ, ошибки в количестве, дефицит или излишки товара</w:t>
             </w:r>
           </w:p>
         </w:tc>
@@ -14176,7 +14141,7 @@
                 <w:sz w:val="21"/>
                 <w:szCs w:val="21"/>
               </w:rPr>
-              <w:t xml:space="preserve">В 1С не настроен расчёт потребности с учётом страхового запаса и срока поставки</w:t>
+              <w:t xml:space="preserve">В 1С не настроен расчет потребности с учетом страхового запаса и срока поставки</w:t>
             </w:r>
           </w:p>
         </w:tc>
@@ -14204,7 +14169,7 @@
                 <w:sz w:val="21"/>
                 <w:szCs w:val="21"/>
               </w:rPr>
-              <w:t xml:space="preserve">Длительность этапа 1; доля дефицитных позиций</w:t>
+              <w:t xml:space="preserve">Длительность этапа 1, доля дефицитных позиций</w:t>
             </w:r>
           </w:p>
         </w:tc>
@@ -14266,7 +14231,7 @@
                 <w:sz w:val="21"/>
                 <w:szCs w:val="21"/>
               </w:rPr>
-              <w:t xml:space="preserve">Запрос цен рассылается по каждой поставке, даже постоянным поставщикам; предложения сравниваются вручную; переписка — в личных мессенджерах (этап 2)</w:t>
+              <w:t xml:space="preserve">Запрос цен рассылается при каждой поставке, даже постоянным поставщикам, предложения сравниваются вручную, переписка ведется в личных мессенджерах (этап 2)</w:t>
             </w:r>
           </w:p>
         </w:tc>
@@ -14294,7 +14259,7 @@
                 <w:sz w:val="21"/>
                 <w:szCs w:val="21"/>
               </w:rPr>
-              <w:t xml:space="preserve">6 дней на выбор поставщика; история переговоров теряется при уходе сотрудника</w:t>
+              <w:t xml:space="preserve">На выбор поставщика уходит 6 дней, история переговоров теряется при увольнении сотрудника</w:t>
             </w:r>
           </w:p>
         </w:tc>
@@ -14412,7 +14377,7 @@
                 <w:sz w:val="21"/>
                 <w:szCs w:val="21"/>
               </w:rPr>
-              <w:t xml:space="preserve">Последовательные бумажные согласования: записка о выборе поставщика, подписание контракта, две записки на оплату; 30 % записок возвращаются (этапы 2–6)</w:t>
+              <w:t xml:space="preserve">Последовательные бумажные согласования: записка о выборе поставщика, подписание контракта, две записки на оплату, 30% записок возвращаются (этапы 2-6)</w:t>
             </w:r>
           </w:p>
         </w:tc>
@@ -14440,7 +14405,7 @@
                 <w:sz w:val="21"/>
                 <w:szCs w:val="21"/>
               </w:rPr>
-              <w:t xml:space="preserve">Ожидание 4–6 дней на поставку; руководитель — узкое место</w:t>
+              <w:t xml:space="preserve">Ожидание 4-6 дней на каждую поставку, руководитель становится узким местом</w:t>
             </w:r>
           </w:p>
         </w:tc>
@@ -14496,7 +14461,7 @@
                 <w:sz w:val="21"/>
                 <w:szCs w:val="21"/>
               </w:rPr>
-              <w:t xml:space="preserve">Число согласований; время ожидания</w:t>
+              <w:t xml:space="preserve">Количество согласований, время ожидания</w:t>
             </w:r>
           </w:p>
         </w:tc>
@@ -14558,7 +14523,7 @@
                 <w:sz w:val="21"/>
                 <w:szCs w:val="21"/>
               </w:rPr>
-              <w:t xml:space="preserve">Отдельный контракт на каждую поставку и его постановка на учёт в банке (этап 3)</w:t>
+              <w:t xml:space="preserve">На каждую поставку заключается отдельный контракт, который ставится на учет в банке (этап 3)</w:t>
             </w:r>
           </w:p>
         </w:tc>
@@ -14586,7 +14551,7 @@
                 <w:sz w:val="21"/>
                 <w:szCs w:val="21"/>
               </w:rPr>
-              <w:t xml:space="preserve">7 дней на контракт; одни и те же переговоры повторяются</w:t>
+              <w:t xml:space="preserve">7 дней на контракт, одни и те же переговоры повторяются</w:t>
             </w:r>
           </w:p>
         </w:tc>
@@ -14704,7 +14669,7 @@
                 <w:sz w:val="21"/>
                 <w:szCs w:val="21"/>
               </w:rPr>
-              <w:t xml:space="preserve">Платежи в КНР идут до 10 дней; остаток оплачивается до отгрузки (этапы 4, 6)</w:t>
+              <w:t xml:space="preserve">Платежи в КНР проходят до 10 дней, остаток оплачивается до отгрузки (этапы 4 и 6)</w:t>
             </w:r>
           </w:p>
         </w:tc>
@@ -14732,7 +14697,7 @@
                 <w:sz w:val="21"/>
                 <w:szCs w:val="21"/>
               </w:rPr>
-              <w:t xml:space="preserve">Готовый товар ждёт оплаты; производство начинается позже</w:t>
+              <w:t xml:space="preserve">Готовый товар ждет оплаты, производство начинается позже</w:t>
             </w:r>
           </w:p>
         </w:tc>
@@ -14760,7 +14725,7 @@
                 <w:sz w:val="21"/>
                 <w:szCs w:val="21"/>
               </w:rPr>
-              <w:t xml:space="preserve">Условия «30/70 до отгрузки»; платёж запускается только запиской; один банковский маршрут</w:t>
+              <w:t xml:space="preserve">Условия оплаты 30/70 до отгрузки, платеж проводится только по служебной записке, используется один банковский маршрут</w:t>
             </w:r>
           </w:p>
         </w:tc>
@@ -14788,7 +14753,7 @@
                 <w:sz w:val="21"/>
                 <w:szCs w:val="21"/>
               </w:rPr>
-              <w:t xml:space="preserve">Время от готовности до отгрузки</w:t>
+              <w:t xml:space="preserve">Время от готовности товара до отгрузки</w:t>
             </w:r>
           </w:p>
         </w:tc>
@@ -14850,7 +14815,7 @@
                 <w:sz w:val="21"/>
                 <w:szCs w:val="21"/>
               </w:rPr>
-              <w:t xml:space="preserve">Контейнер бронируется после готовности товара; статус груза выясняется звонками (этапы 6–7)</w:t>
+              <w:t xml:space="preserve">Контейнер бронируется только после готовности товара, статус груза выясняется по телефону (этапы 6 и 7)</w:t>
             </w:r>
           </w:p>
         </w:tc>
@@ -14878,7 +14843,7 @@
                 <w:sz w:val="21"/>
                 <w:szCs w:val="21"/>
               </w:rPr>
-              <w:t xml:space="preserve">Ожидание контейнера до 7 дней; около 6 чел.-ч на отслеживание</w:t>
+              <w:t xml:space="preserve">Ожидание контейнера до 7 дней, около 6 чел.-ч уходит на отслеживание груза</w:t>
             </w:r>
           </w:p>
         </w:tc>
@@ -14906,7 +14871,7 @@
                 <w:sz w:val="21"/>
                 <w:szCs w:val="21"/>
               </w:rPr>
-              <w:t xml:space="preserve">Логистика подключается к процессу поздно; нет общего статуса поставки</w:t>
+              <w:t xml:space="preserve">Логистика подключается к процессу поздно, нет общего статуса поставки</w:t>
             </w:r>
           </w:p>
         </w:tc>
@@ -14934,7 +14899,7 @@
                 <w:sz w:val="21"/>
                 <w:szCs w:val="21"/>
               </w:rPr>
-              <w:t xml:space="preserve">Ожидание брони; трудозатраты</w:t>
+              <w:t xml:space="preserve">Время ожидания брони, трудозатраты</w:t>
             </w:r>
           </w:p>
         </w:tc>
@@ -14996,7 +14961,7 @@
                 <w:sz w:val="21"/>
                 <w:szCs w:val="21"/>
               </w:rPr>
-              <w:t xml:space="preserve">Документы поставщика проверяются после прибытия груза; в 40 % поставок их исправляют, пока груз на СВХ (этап 8)</w:t>
+              <w:t xml:space="preserve">Документы поставщика проверяются только после прибытия груза, в 40% поставок их исправляют, пока груз стоит на СВХ (этап 8)</w:t>
             </w:r>
           </w:p>
         </w:tc>
@@ -15024,7 +14989,7 @@
                 <w:sz w:val="21"/>
                 <w:szCs w:val="21"/>
               </w:rPr>
-              <w:t xml:space="preserve">Простой на СВХ, плата за хранение, риск корректировки декларации на товары</w:t>
+              <w:t xml:space="preserve">Простой на СВХ, оплата хранения, риск корректировки декларации на товары</w:t>
             </w:r>
           </w:p>
         </w:tc>
@@ -15052,7 +15017,7 @@
                 <w:sz w:val="21"/>
                 <w:szCs w:val="21"/>
               </w:rPr>
-              <w:t xml:space="preserve">Нет предотгрузочной проверки и шаблонов документов для поставщика</w:t>
+              <w:t xml:space="preserve">Нет предотгрузочной проверки документов и шаблонов для поставщика</w:t>
             </w:r>
           </w:p>
         </w:tc>
@@ -15080,7 +15045,7 @@
                 <w:sz w:val="21"/>
                 <w:szCs w:val="21"/>
               </w:rPr>
-              <w:t xml:space="preserve">Доля поставок с исправле­ниями; время на СВХ</w:t>
+              <w:t xml:space="preserve">Доля поставок с исправле­ниями, время на СВХ</w:t>
             </w:r>
           </w:p>
         </w:tc>
@@ -15142,7 +15107,7 @@
                 <w:sz w:val="21"/>
                 <w:szCs w:val="21"/>
               </w:rPr>
-              <w:t xml:space="preserve">Потребность в декларации соответствия на новые позиции выясняется при таможенном оформлении (этап 8)</w:t>
+              <w:t xml:space="preserve">О необходимости декларации соответствия на новые позиции узнают только при таможенном оформлении (этап 8)</w:t>
             </w:r>
           </w:p>
         </w:tc>
@@ -15170,7 +15135,7 @@
                 <w:sz w:val="21"/>
                 <w:szCs w:val="21"/>
               </w:rPr>
-              <w:t xml:space="preserve">В 30 % поставок — до 14 дней простоя на СВХ</w:t>
+              <w:t xml:space="preserve">В 30% поставок груз простаивает на СВХ до 14 дней</w:t>
             </w:r>
           </w:p>
         </w:tc>
@@ -15198,7 +15163,7 @@
                 <w:sz w:val="21"/>
                 <w:szCs w:val="21"/>
               </w:rPr>
-              <w:t xml:space="preserve">Подтверждение соответствия не встроено в этап заказа</w:t>
+              <w:t xml:space="preserve">Подтверждение соответствия не включено в этап заказа</w:t>
             </w:r>
           </w:p>
         </w:tc>
@@ -15288,7 +15253,7 @@
                 <w:sz w:val="21"/>
                 <w:szCs w:val="21"/>
               </w:rPr>
-              <w:t xml:space="preserve">Приёмка — ручной пересчёт по бумажному упаковочному листу; акт и претензия готовятся около недели (этап 9)</w:t>
+              <w:t xml:space="preserve">Приемка проводится ручным пересчетом по бумажному упаковочному листу, акт и претензия готовятся около недели (этап 9)</w:t>
             </w:r>
           </w:p>
         </w:tc>
@@ -15316,7 +15281,7 @@
                 <w:sz w:val="21"/>
                 <w:szCs w:val="21"/>
               </w:rPr>
-              <w:t xml:space="preserve">24 чел.-ч на приёмку; претензия может не уложиться в срок, установленный контрактом</w:t>
+              <w:t xml:space="preserve">24 чел.-ч на приемку, претензия может не уложиться в срок, установленный контрактом</w:t>
             </w:r>
           </w:p>
         </w:tc>
@@ -15372,7 +15337,7 @@
                 <w:sz w:val="21"/>
                 <w:szCs w:val="21"/>
               </w:rPr>
-              <w:t xml:space="preserve">Длительность приёмки; срок претензии</w:t>
+              <w:t xml:space="preserve">Длительность приемки, срок направления претензии</w:t>
             </w:r>
           </w:p>
         </w:tc>
@@ -15434,7 +15399,7 @@
                 <w:sz w:val="21"/>
                 <w:szCs w:val="21"/>
               </w:rPr>
-              <w:t xml:space="preserve">Оприходование — после сбора всех документов, себестоимость считается в Excel (этап 10)</w:t>
+              <w:t xml:space="preserve">Товар оприходуется только после получения всех документов, себестоимость рассчитывается в Excel (этап 10)</w:t>
             </w:r>
           </w:p>
         </w:tc>
@@ -15462,7 +15427,7 @@
                 <w:sz w:val="21"/>
                 <w:szCs w:val="21"/>
               </w:rPr>
-              <w:t xml:space="preserve">Товар 4 дня лежит на складе, но не продаётся; цены продажи обновляются с опозданием</w:t>
+              <w:t xml:space="preserve">Товар 4 дня лежит на складе, но не продается, цены продажи обновляются с опозданием</w:t>
             </w:r>
           </w:p>
         </w:tc>
@@ -15490,7 +15455,7 @@
                 <w:sz w:val="21"/>
                 <w:szCs w:val="21"/>
               </w:rPr>
-              <w:t xml:space="preserve">Поступление не создаётся в 1С заранее; распределение дополнительных расходов в 1С не используется</w:t>
+              <w:t xml:space="preserve">Поступление не создается в 1С заранее, распределение дополнительных расходов в 1С не используется</w:t>
             </w:r>
           </w:p>
         </w:tc>
@@ -15518,7 +15483,7 @@
                 <w:sz w:val="21"/>
                 <w:szCs w:val="21"/>
               </w:rPr>
-              <w:t xml:space="preserve">Срок от приёмки до доступности к продаже</w:t>
+              <w:t xml:space="preserve">Срок от приемки до доступности товара к продаже</w:t>
             </w:r>
           </w:p>
         </w:tc>
@@ -15539,7 +15504,7 @@
         <w:rPr>
           <w:rFonts w:ascii="Times New Roman" w:cs="Times New Roman" w:eastAsia="Times New Roman" w:hAnsi="Times New Roman"/>
         </w:rPr>
-        <w:t xml:space="preserve">Больше всего времени теряется на оплате (этапы 4 и 6 — 25 дня), на таможенном оформлении (этап 8 — 10,8 дня) и на выборе поставщика с заключением контракта (этапы 2 и 3 — 15,6 дня).</w:t>
+        <w:t xml:space="preserve">Больше всего времени теряется на этапах оплаты (этапы 4 и 6, в сумме 25 дня), на таможенном оформлении (этап 8, 10,8 дня), а также при выборе поставщика и заключении контракта (этапы 2 и 3, 15,6 дня).</w:t>
       </w:r>
     </w:p>
     <w:p>
@@ -15553,7 +15518,7 @@
         <w:rPr>
           <w:rFonts w:ascii="Times New Roman" w:cs="Times New Roman" w:eastAsia="Times New Roman" w:hAnsi="Times New Roman"/>
         </w:rPr>
-        <w:t xml:space="preserve">По происхождению проблемы делятся на три группы:</w:t>
+        <w:t xml:space="preserve">По своему происхождению выявленные проблемы можно разделить на три группы:</w:t>
       </w:r>
     </w:p>
     <w:p>
@@ -15570,7 +15535,7 @@
         <w:rPr>
           <w:rFonts w:ascii="Times New Roman" w:cs="Times New Roman" w:eastAsia="Times New Roman" w:hAnsi="Times New Roman"/>
         </w:rPr>
-        <w:t xml:space="preserve">организационные — поздно подключённые участники и последовательные согласования (П3, П5, П6, П8);</w:t>
+        <w:t xml:space="preserve">организационные, которые связаны с поздним подключением участников и последовательными согласованиями (П3, П5, П6, П8);</w:t>
       </w:r>
     </w:p>
     <w:p>
@@ -15587,7 +15552,7 @@
         <w:rPr>
           <w:rFonts w:ascii="Times New Roman" w:cs="Times New Roman" w:eastAsia="Times New Roman" w:hAnsi="Times New Roman"/>
         </w:rPr>
-        <w:t xml:space="preserve">информационные — ручная работа в Excel и переписке вместо учётной системы (П1, П2, П9, П10);</w:t>
+        <w:t xml:space="preserve">информационные, которые связаны с ручной работой в Excel и в переписке вместо использования учетной системы (П1, П2, П9, П10);</w:t>
       </w:r>
     </w:p>
     <w:p>
@@ -15604,7 +15569,7 @@
         <w:rPr>
           <w:rFonts w:ascii="Times New Roman" w:cs="Times New Roman" w:eastAsia="Times New Roman" w:hAnsi="Times New Roman"/>
         </w:rPr>
-        <w:t xml:space="preserve">договорные — условия контрактов и оплаты (П4, П5, П7).</w:t>
+        <w:t xml:space="preserve">договорные, которые связаны с условиями контрактов и оплаты (П4, П5, П7).</w:t>
       </w:r>
     </w:p>
     <w:p>
@@ -15617,7 +15582,7 @@
         <w:rPr>
           <w:rFonts w:ascii="Times New Roman" w:cs="Times New Roman" w:eastAsia="Times New Roman" w:hAnsi="Times New Roman"/>
         </w:rPr>
-        <w:t xml:space="preserve">У большинства проблем общая черта: работа, которую можно сделать заранее, начинается тогда, когда без неё уже нельзя двигаться дальше. Контейнер бронируют после готовности товара, документы проверяют после прибытия груза, о декларации соответствия вспоминают на таможне. Поэтому ожидания складываются последовательно, а не перекрываются.</w:t>
+        <w:t xml:space="preserve">У большинства проблем есть общая причина. Многие действия, которые можно выполнить заранее, начинают выполняться только тогда, когда без них процесс уже не может продолжаться. Например, контейнер бронируют после готовности товара, документы проверяют после прибытия груза, а про декларацию соответствия вспоминают только на таможне. Из-за этого ожидания идут друг за другом и складываются.</w:t>
       </w:r>
     </w:p>
     <w:p>
@@ -15650,7 +15615,7 @@
         <w:rPr>
           <w:rFonts w:ascii="Times New Roman" w:cs="Times New Roman" w:eastAsia="Times New Roman" w:hAnsi="Times New Roman"/>
         </w:rPr>
-        <w:t xml:space="preserve">Новая модель (рисунки 10–13) построена на одном принципе: всё, что можно сделать до наступления события, делается до него, а не после. Изменения перечислены в таблице 11; их номера (И1–И10) проставлены на задачах модели.</w:t>
+        <w:t xml:space="preserve">Новая модель процесса (рисунки 10-13) построена на основе следующей идеи: работы, которые можно сделать заранее, переносятся на более ранние этапы и выполняются параллельно с производством и перевозкой. Предлагаемые изменения приведены в таблице 11, их номера (И1-И10) также отмечены на задачах модели.</w:t>
       </w:r>
     </w:p>
     <w:p>
@@ -15896,7 +15861,7 @@
                 <w:sz w:val="21"/>
                 <w:szCs w:val="21"/>
               </w:rPr>
-              <w:t xml:space="preserve">Расчёт потребности в 1С:УТ по остаткам, продажам, страховому запасу и сроку поставки; еженедельный цикл планирования</w:t>
+              <w:t xml:space="preserve">Расчет потребности в 1С:УТ по остаткам, продажам, страховому запасу и сроку поставки, еженедельный цикл планирования</w:t>
             </w:r>
           </w:p>
         </w:tc>
@@ -15952,7 +15917,7 @@
                 <w:sz w:val="21"/>
                 <w:szCs w:val="21"/>
               </w:rPr>
-              <w:t xml:space="preserve">Сервисная задача «Рассчитать потребность»; менеджер только проверяет заказ</w:t>
+              <w:t xml:space="preserve">Сервисная задача «Рассчитать потребность», менеджер только проверяет заказ</w:t>
             </w:r>
           </w:p>
         </w:tc>
@@ -15980,7 +15945,7 @@
                 <w:sz w:val="21"/>
                 <w:szCs w:val="21"/>
               </w:rPr>
-              <w:t xml:space="preserve">Руководитель отдела; программист 1С</w:t>
+              <w:t xml:space="preserve">Руководитель отдела, программист 1С</w:t>
             </w:r>
           </w:p>
         </w:tc>
@@ -16042,7 +16007,7 @@
                 <w:sz w:val="21"/>
                 <w:szCs w:val="21"/>
               </w:rPr>
-              <w:t xml:space="preserve">Рамочные контракты с постоянными поставщиками, поставки — спецификациями; запрос цен с оценкой по критериям — только для новых позиций и поставщиков; переписка — в корпоративной почте с привязкой к заказу</w:t>
+              <w:t xml:space="preserve">Рамочные контракты с постоянными поставщиками, поставки оформляются спецификациями. Запрос цен с оценкой по критериям проводится только для новых позиций и поставщиков. Переписка ведется в корпоративной почте с привязкой к заказу</w:t>
             </w:r>
           </w:p>
         </w:tc>
@@ -16098,7 +16063,7 @@
                 <w:sz w:val="21"/>
                 <w:szCs w:val="21"/>
               </w:rPr>
-              <w:t xml:space="preserve">Подпроцесс «Выбрать поставщика» — только по ветви «новая позиция»; спецификация по шаблону; контракт ставится на учёт в банке один раз</w:t>
+              <w:t xml:space="preserve">Подпроцесс «Выбрать поставщика» выполняется только по ветви «новая позиция», спецификация составляется по шаблону, контракт ставится на учет в банке один раз</w:t>
             </w:r>
           </w:p>
         </w:tc>
@@ -16188,7 +16153,7 @@
                 <w:sz w:val="21"/>
                 <w:szCs w:val="21"/>
               </w:rPr>
-              <w:t xml:space="preserve">Согласование в 1С с лимитами: в пределах лимита — руководитель отдела, сверх лимита — коммерческий директор; подписание спецификаций через ЭДО</w:t>
+              <w:t xml:space="preserve">Согласование в 1С с лимитами: в пределах лимита согласует руководитель отдела, сверх лимита коммерческий директор. Спецификации подписываются через ЭДО</w:t>
             </w:r>
           </w:p>
         </w:tc>
@@ -16244,7 +16209,7 @@
                 <w:sz w:val="21"/>
                 <w:szCs w:val="21"/>
               </w:rPr>
-              <w:t xml:space="preserve">Шлюз «Сумма в пределах лимита?»; служебные записки исключены</w:t>
+              <w:t xml:space="preserve">Шлюз «Сумма в пределах лимита?», служебные записки больше не нужны</w:t>
             </w:r>
           </w:p>
         </w:tc>
@@ -16334,7 +16299,7 @@
                 <w:sz w:val="21"/>
                 <w:szCs w:val="21"/>
               </w:rPr>
-              <w:t xml:space="preserve">Платёжный календарь: заявки на оплату формируются в 1С из графика платежей спецификации; маршрут платежа в юанях согласован с банком заранее; остаток — против копии коносамента</w:t>
+              <w:t xml:space="preserve">Платежный календарь: заявки на оплату формируются в 1С по графику платежей спецификации, маршрут платежа в юанях заранее согласован с банком, остаток оплачивается против копии коносамента</w:t>
             </w:r>
           </w:p>
         </w:tc>
@@ -16390,7 +16355,7 @@
                 <w:sz w:val="21"/>
                 <w:szCs w:val="21"/>
               </w:rPr>
-              <w:t xml:space="preserve">Сервисные задачи оплаты; оплата остатка перенесена на время перевозки</w:t>
+              <w:t xml:space="preserve">Сервисные задачи оплаты, оплата остатка перенесена на время перевозки</w:t>
             </w:r>
           </w:p>
         </w:tc>
@@ -16480,7 +16445,7 @@
                 <w:sz w:val="21"/>
                 <w:szCs w:val="21"/>
               </w:rPr>
-              <w:t xml:space="preserve">Контейнер бронируется при размещении заказа на плановую дату готовности; статус и ожидаемая дата прибытия (ETA) — в 1С по данным экспедитора; транспорт со склада заказывается к прибытию</w:t>
+              <w:t xml:space="preserve">Контейнер бронируется при размещении заказа на плановую дату готовности, статус груза и ожидаемая дата прибытия (ETA) видны в 1С по данным экспедитора, транспорт со склада заказывается заранее</w:t>
             </w:r>
           </w:p>
         </w:tc>
@@ -16536,7 +16501,7 @@
                 <w:sz w:val="21"/>
                 <w:szCs w:val="21"/>
               </w:rPr>
-              <w:t xml:space="preserve">Бронирование — параллельно производству; задача «Отслеживать ETA в 1С»</w:t>
+              <w:t xml:space="preserve">Бронирование выполняется параллельно производству, добавлена задача «Отслеживать ETA в 1С»</w:t>
             </w:r>
           </w:p>
         </w:tc>
@@ -16626,7 +16591,7 @@
                 <w:sz w:val="21"/>
                 <w:szCs w:val="21"/>
               </w:rPr>
-              <w:t xml:space="preserve">Проверка проектов инвойса и упаковочного листа по чек-листу до отгрузки; шаблоны документов для поставщика; коды ТН ВЭД согласуются с таможенным представителем заранее</w:t>
+              <w:t xml:space="preserve">Проверка проектов инвойса и упаковочного листа по чек-листу до отгрузки, шаблоны документов для поставщика, согласование кодов ТН ВЭД с таможенным представителем заранее</w:t>
             </w:r>
           </w:p>
         </w:tc>
@@ -16772,7 +16737,7 @@
                 <w:sz w:val="21"/>
                 <w:szCs w:val="21"/>
               </w:rPr>
-              <w:t xml:space="preserve">Подтверждение соответствия встроено в этап заказа: на новые позиции декларация соответствия оформляется параллельно с производством; реестр разрешительных документов в 1С</w:t>
+              <w:t xml:space="preserve">Подтверждение соответствия включено в этап заказа: на новые позиции декларация соответствия оформляется во время производства, в 1С ведется реестр разрешительных документов</w:t>
             </w:r>
           </w:p>
         </w:tc>
@@ -16918,7 +16883,7 @@
                 <w:sz w:val="21"/>
                 <w:szCs w:val="21"/>
               </w:rPr>
-              <w:t xml:space="preserve">Предварительное таможенное декларирование (декларация на товары подаётся до прибытия товара) и авансовые таможенные платежи</w:t>
+              <w:t xml:space="preserve">Предварительное таможенное декларирование (декларация на товары подается до прибытия товара) и авансовые таможенные платежи</w:t>
             </w:r>
           </w:p>
         </w:tc>
@@ -16974,7 +16939,7 @@
                 <w:sz w:val="21"/>
                 <w:szCs w:val="21"/>
               </w:rPr>
-              <w:t xml:space="preserve">Задачи «Передать документы брокеру» и «Внести авансовые платежи» во время перевозки; выпуск в день прибытия</w:t>
+              <w:t xml:space="preserve">Задачи «Передать документы брокеру» и «Внести авансовые платежи» выполняются во время перевозки, выпуск в день прибытия</w:t>
             </w:r>
           </w:p>
         </w:tc>
@@ -17064,7 +17029,7 @@
                 <w:sz w:val="21"/>
                 <w:szCs w:val="21"/>
               </w:rPr>
-              <w:t xml:space="preserve">Приёмка со сканированием штрихкодов на терминалах сбора данных (ТСД), расхождения сразу в 1С; претензия по шаблону в день приёмки</w:t>
+              <w:t xml:space="preserve">Приемка со сканированием штрихкодов на терминалах сбора данных (ТСД), расхождения сразу заносятся в 1С, претензия по шаблону направляется в день приемки</w:t>
             </w:r>
           </w:p>
         </w:tc>
@@ -17120,7 +17085,7 @@
                 <w:sz w:val="21"/>
                 <w:szCs w:val="21"/>
               </w:rPr>
-              <w:t xml:space="preserve">Задачи «Принять товар со сканированием», «Направить претензию по шаблону»</w:t>
+              <w:t xml:space="preserve">Задачи «Принять товар со сканированием» и «Направить претензию по шаблону»</w:t>
             </w:r>
           </w:p>
         </w:tc>
@@ -17148,7 +17113,7 @@
                 <w:sz w:val="21"/>
                 <w:szCs w:val="21"/>
               </w:rPr>
-              <w:t xml:space="preserve">Начальник склада; 2–3 ТСД</w:t>
+              <w:t xml:space="preserve">Начальник склада, 2-3 ТСД</w:t>
             </w:r>
           </w:p>
         </w:tc>
@@ -17210,7 +17175,7 @@
                 <w:sz w:val="21"/>
                 <w:szCs w:val="21"/>
               </w:rPr>
-              <w:t xml:space="preserve">Поступление создаётся в 1С заранее (товар в пути); дополнительные расходы распределяются на себестоимость в 1С</w:t>
+              <w:t xml:space="preserve">Поступление создается в 1С заранее (товар в пути), дополнительные расходы распределяются на себестоимость в 1С</w:t>
             </w:r>
           </w:p>
         </w:tc>
@@ -17314,16 +17279,8 @@
       <w:r>
         <w:rPr>
           <w:rFonts w:ascii="Times New Roman" w:cs="Times New Roman" w:eastAsia="Times New Roman" w:hAnsi="Times New Roman"/>
-          <w:b/>
-          <w:bCs/>
         </w:rPr>
-        <w:t xml:space="preserve">Часть 1 — заказ и спецификация (рисунок 10).</w:t>
-      </w:r>
-      <w:r>
-        <w:rPr>
-          <w:rFonts w:ascii="Times New Roman" w:cs="Times New Roman" w:eastAsia="Times New Roman" w:hAnsi="Times New Roman"/>
-        </w:rPr>
-        <w:t xml:space="preserve"> Планирование становится еженедельным и начинается с автоматического расчёта потребности в 1С. Менеджер проверяет заказ; поставщик выбирается заново только для новых позиций (около 20 % заказов), для остальных сразу формируется спецификация к рамочному контракту. Согласование идёт в 1С по лимитам, спецификация подписывается через ЭДО.</w:t>
+        <w:t xml:space="preserve">В первой части новой модели (рисунок 10) планирование закупок проводится еженедельно и начинается с автоматического расчета потребности в 1С, а менеджер только проверяет сформированный заказ. Поставщик выбирается заново лишь для новых позиций (примерно 20% заказов), для остальных сразу оформляется спецификация к рамочному контракту. Согласование проходит в 1С в зависимости от суммы, а спецификация подписывается через ЭДО.</w:t>
       </w:r>
     </w:p>
     <w:p>
@@ -17335,16 +17292,8 @@
       <w:r>
         <w:rPr>
           <w:rFonts w:ascii="Times New Roman" w:cs="Times New Roman" w:eastAsia="Times New Roman" w:hAnsi="Times New Roman"/>
-          <w:b/>
-          <w:bCs/>
         </w:rPr>
-        <w:t xml:space="preserve">Часть 2 — оплата, производство, подготовка отгрузки (рисунок 11).</w:t>
-      </w:r>
-      <w:r>
-        <w:rPr>
-          <w:rFonts w:ascii="Times New Roman" w:cs="Times New Roman" w:eastAsia="Times New Roman" w:hAnsi="Times New Roman"/>
-        </w:rPr>
-        <w:t xml:space="preserve"> После подписания спецификации три ветви идут параллельно: финансовая служба платит аванс по платёжному календарю; отдел закупок и ВЭД оформляет декларации соответствия на новые позиции и согласует с таможенным представителем коды ТН ВЭД и шаблоны документов; логистика бронирует контейнер на плановую дату готовности. Все три ветви укладываются в 30 дней производства. Проекты инвойса и упаковочного листа проверяются до отгрузки, и ошибки исправляются, пока товар ещё у поставщика.</w:t>
+        <w:t xml:space="preserve">Во второй части (рисунок 11) после подписания спецификации параллельно выполняются три группы работ. Финансовая служба оплачивает аванс по платежному календарю. Отдел закупок и ВЭД оформляет декларации соответствия на новые позиции и заранее согласует с таможенным представителем коды ТН ВЭД и шаблоны документов. Отдел логистики бронирует контейнер на плановую дату готовности. Все эти работы успевают выполниться за 30 дней производства. Проекты инвойса и упаковочного листа проверяются до отгрузки, поэтому ошибки исправляются, пока товар еще находится у поставщика.</w:t>
       </w:r>
     </w:p>
     <w:p>
@@ -17356,16 +17305,8 @@
       <w:r>
         <w:rPr>
           <w:rFonts w:ascii="Times New Roman" w:cs="Times New Roman" w:eastAsia="Times New Roman" w:hAnsi="Times New Roman"/>
-          <w:b/>
-          <w:bCs/>
         </w:rPr>
-        <w:t xml:space="preserve">Часть 3 — перевозка и предварительное декларирование (рисунок 12).</w:t>
-      </w:r>
-      <w:r>
-        <w:rPr>
-          <w:rFonts w:ascii="Times New Roman" w:cs="Times New Roman" w:eastAsia="Times New Roman" w:hAnsi="Times New Roman"/>
-        </w:rPr>
-        <w:t xml:space="preserve"> Остаток оплачивается против копии коносамента — во время перевозки, а не до отгрузки. Пока груз в пути, документы передаются таможенному представителю для предварительного декларирования и вносятся авансовые таможенные платежи; логист видит ожидаемую дату прибытия в 1С и заказывает транспорт заранее. Товар выпускается в день прибытия.</w:t>
+        <w:t xml:space="preserve">В третьей части (рисунок 12) остаток оплачивается против копии коносамента, то есть уже во время перевозки. Пока груз в пути, документы передаются таможенному представителю для предварительного декларирования и вносятся авансовые таможенные платежи. Логист видит в 1С ожидаемую дату прибытия и заранее заказывает транспорт. В результате товар выпускается в день прибытия.</w:t>
       </w:r>
     </w:p>
     <w:p>
@@ -17377,16 +17318,8 @@
       <w:r>
         <w:rPr>
           <w:rFonts w:ascii="Times New Roman" w:cs="Times New Roman" w:eastAsia="Times New Roman" w:hAnsi="Times New Roman"/>
-          <w:b/>
-          <w:bCs/>
         </w:rPr>
-        <w:t xml:space="preserve">Часть 4 — склад и оприходование (рисунок 13).</w:t>
-      </w:r>
-      <w:r>
-        <w:rPr>
-          <w:rFonts w:ascii="Times New Roman" w:cs="Times New Roman" w:eastAsia="Times New Roman" w:hAnsi="Times New Roman"/>
-        </w:rPr>
-        <w:t xml:space="preserve"> Товар принимается со сканированием штрихкодов, расхождения сразу попадают в 1С, претензия направляется в день приёмки. Поступление уже создано в 1С, дополнительные расходы распределяются на себестоимость автоматически, и товар доступен к продаже в день приёмки.</w:t>
+        <w:t xml:space="preserve">В четвертой части (рисунок 13) товар принимается со сканированием штрихкодов, расхождения сразу фиксируются в 1С, и претензия поставщику направляется в тот же день. Поступление к этому моменту уже создано в 1С, дополнительные расходы распределяются на себестоимость автоматически, поэтому товар становится доступен к продаже в день приемки.</w:t>
       </w:r>
     </w:p>
     <w:p>
@@ -17612,7 +17545,7 @@
           <wp:inline distT="0" distB="0" distL="0" distR="0">
             <wp:extent cx="9429750" cy="5486400"/>
             <wp:effectExtent t="0" r="0" b="0" l="0"/>
-            <wp:docPr id="1" name="tobe4" descr="Рисунок 13 – Модель TO BE, часть 4: доставка на склад, приёмка и оприходование" title="Рисунок 13 – Модель TO BE, часть 4: доставка на склад, приёмка и оприходование"/>
+            <wp:docPr id="1" name="tobe4" descr="Рисунок 13 – Модель TO BE, часть 4: доставка на склад, приемка и оприходование" title="Рисунок 13 – Модель TO BE, часть 4: доставка на склад, приемка и оприходование"/>
             <wp:cNvGraphicFramePr>
               <a:graphicFrameLocks xmlns:a="http://schemas.openxmlformats.org/drawingml/2006/main" noChangeAspect="1"/>
             </wp:cNvGraphicFramePr>
@@ -17659,7 +17592,7 @@
           <w:sz w:val="24"/>
           <w:szCs w:val="24"/>
         </w:rPr>
-        <w:t xml:space="preserve">Рисунок 13 – Модель TO BE, часть 4: доставка на склад, приёмка и оприходование</w:t>
+        <w:t xml:space="preserve">Рисунок 13 – Модель TO BE, часть 4: доставка на склад, приемка и оприходование</w:t>
       </w:r>
     </w:p>
     <w:p>
@@ -17720,7 +17653,7 @@
         <w:rPr>
           <w:rFonts w:ascii="Times New Roman" w:cs="Times New Roman" w:eastAsia="Times New Roman" w:hAnsi="Times New Roman"/>
         </w:rPr>
-        <w:t xml:space="preserve">Длительность каждого этапа в обеих моделях рассчитана по допущениям модели: шаги, которые выполняются не в каждой поставке, учтены как ожидаемое значение — вероятность, умноженная на длительность (например, исправление документов в AS IS: 40 % × 4 дня = 1,6 дня). Результат — в таблице 12 и на рисунке 14.</w:t>
+        <w:t xml:space="preserve">Длительность каждого этапа в обеих моделях рассчитана исходя из допущений модели. Действия, которые выполняются не в каждой поставке, учитывались пропорционально их частоте. Например, исправление документов в модели AS IS требуется в 40% поставок и занимает 4 дня, поэтому в расчет принято 0,4 * 4 = 1,6 дня. Результаты расчета приведены в таблице 12 и на рисунке 14.</w:t>
       </w:r>
     </w:p>
     <w:p>
@@ -17904,7 +17837,7 @@
                 <w:sz w:val="24"/>
                 <w:szCs w:val="24"/>
               </w:rPr>
-              <w:t xml:space="preserve">За счёт изменений</w:t>
+              <w:t xml:space="preserve">За счет каких изменений</w:t>
             </w:r>
           </w:p>
         </w:tc>
@@ -18022,7 +17955,7 @@
                 <w:sz w:val="24"/>
                 <w:szCs w:val="24"/>
               </w:rPr>
-              <w:t xml:space="preserve">−1</w:t>
+              <w:t xml:space="preserve">-1</w:t>
             </w:r>
           </w:p>
         </w:tc>
@@ -18168,7 +18101,7 @@
                 <w:sz w:val="24"/>
                 <w:szCs w:val="24"/>
               </w:rPr>
-              <w:t xml:space="preserve">−6,9</w:t>
+              <w:t xml:space="preserve">-6,9</w:t>
             </w:r>
           </w:p>
         </w:tc>
@@ -18314,7 +18247,7 @@
                 <w:sz w:val="24"/>
                 <w:szCs w:val="24"/>
               </w:rPr>
-              <w:t xml:space="preserve">−4,5</w:t>
+              <w:t xml:space="preserve">-4,5</w:t>
             </w:r>
           </w:p>
         </w:tc>
@@ -18460,7 +18393,7 @@
                 <w:sz w:val="24"/>
                 <w:szCs w:val="24"/>
               </w:rPr>
-              <w:t xml:space="preserve">−6</w:t>
+              <w:t xml:space="preserve">-6</w:t>
             </w:r>
           </w:p>
         </w:tc>
@@ -18634,7 +18567,7 @@
                 <w:sz w:val="24"/>
                 <w:szCs w:val="24"/>
               </w:rPr>
-              <w:t xml:space="preserve">—</w:t>
+              <w:t xml:space="preserve">-</w:t>
             </w:r>
           </w:p>
         </w:tc>
@@ -18752,7 +18685,7 @@
                 <w:sz w:val="24"/>
                 <w:szCs w:val="24"/>
               </w:rPr>
-              <w:t xml:space="preserve">−10,9</w:t>
+              <w:t xml:space="preserve">-10,9</w:t>
             </w:r>
           </w:p>
         </w:tc>
@@ -18926,7 +18859,7 @@
                 <w:sz w:val="24"/>
                 <w:szCs w:val="24"/>
               </w:rPr>
-              <w:t xml:space="preserve">—</w:t>
+              <w:t xml:space="preserve">-</w:t>
             </w:r>
           </w:p>
         </w:tc>
@@ -19044,7 +18977,7 @@
                 <w:sz w:val="24"/>
                 <w:szCs w:val="24"/>
               </w:rPr>
-              <w:t xml:space="preserve">−9,8</w:t>
+              <w:t xml:space="preserve">-9,8</w:t>
             </w:r>
           </w:p>
         </w:tc>
@@ -19106,7 +19039,7 @@
                 <w:sz w:val="24"/>
                 <w:szCs w:val="24"/>
               </w:rPr>
-              <w:t xml:space="preserve">9. Доставка на склад и приёмка</w:t>
+              <w:t xml:space="preserve">9. Доставка на склад и приемка</w:t>
             </w:r>
           </w:p>
         </w:tc>
@@ -19190,7 +19123,7 @@
                 <w:sz w:val="24"/>
                 <w:szCs w:val="24"/>
               </w:rPr>
-              <w:t xml:space="preserve">−2</w:t>
+              <w:t xml:space="preserve">-2</w:t>
             </w:r>
           </w:p>
         </w:tc>
@@ -19252,7 +19185,7 @@
                 <w:sz w:val="24"/>
                 <w:szCs w:val="24"/>
               </w:rPr>
-              <w:t xml:space="preserve">10. Оприходование и расчёт себестоимости</w:t>
+              <w:t xml:space="preserve">10. Оприходование и расчет себестоимости</w:t>
             </w:r>
           </w:p>
         </w:tc>
@@ -19336,7 +19269,7 @@
                 <w:sz w:val="24"/>
                 <w:szCs w:val="24"/>
               </w:rPr>
-              <w:t xml:space="preserve">−3,5</w:t>
+              <w:t xml:space="preserve">-3,5</w:t>
             </w:r>
           </w:p>
         </w:tc>
@@ -19399,7 +19332,7 @@
                 <w:sz w:val="24"/>
                 <w:szCs w:val="24"/>
               </w:rPr>
-              <w:t xml:space="preserve">Итого: длительность цикла</w:t>
+              <w:t xml:space="preserve">Итого длительность цикла</w:t>
             </w:r>
           </w:p>
         </w:tc>
@@ -19486,7 +19419,7 @@
                 <w:sz w:val="24"/>
                 <w:szCs w:val="24"/>
               </w:rPr>
-              <w:t xml:space="preserve">−44,6 (−32,7 %)</w:t>
+              <w:t xml:space="preserve">-44,6 (-32,7%)</w:t>
             </w:r>
           </w:p>
         </w:tc>
@@ -19627,7 +19560,7 @@
                 <w:sz w:val="24"/>
                 <w:szCs w:val="24"/>
               </w:rPr>
-              <w:t xml:space="preserve">−44,6 (−72,6 %)</w:t>
+              <w:t xml:space="preserve">-44,6 (-72,6%)</w:t>
             </w:r>
           </w:p>
         </w:tc>
@@ -19728,7 +19661,7 @@
         <w:rPr>
           <w:rFonts w:ascii="Times New Roman" w:cs="Times New Roman" w:eastAsia="Times New Roman" w:hAnsi="Times New Roman"/>
         </w:rPr>
-        <w:t xml:space="preserve">Полный цикл сокращается с 136,4 до 91,8 дня — на 44,6 дня, или 32,7 %. Производство и перевозка (75 дней) не меняются: на них компания не влияет. Зато управляемая часть цикла — собственные операции и ожидания — сокращается с 61,4 до 16,8 дня, то есть на 72,6 %. Главный вклад дают перенос работ в параллель с производством и перевозкой (этапы 6 и 8) и отказ от отдельного контракта и бумажных согласований на каждую поставку (этапы 2–4).</w:t>
+        <w:t xml:space="preserve">Полный цикл процесса сокращается с 136,4 до 91,8 дня, то есть на 44,6 дня или на 32,7%. Длительность производства и перевозки (75 дней) при этом не меняется, так как компания на нее не влияет. Зато управляемая часть цикла, то есть собственные операции и ожидания компании, сокращается с 61,4 до 16,8 дня, или на 72,6%. Наибольший эффект дает перенос работ на время производства и перевозки (этапы 6 и 8), а также отказ от отдельных контрактов и бумажных согласований по каждой поставке (этапы 2-4).</w:t>
       </w:r>
     </w:p>
     <w:p>
@@ -19747,6 +19680,19 @@
           <w:szCs w:val="28"/>
         </w:rPr>
         <w:t xml:space="preserve">12.2. Трудозатраты</w:t>
+      </w:r>
+    </w:p>
+    <w:p>
+      <w:pPr>
+        <w:spacing w:after="0" w:before="0" w:line="360" w:lineRule="auto"/>
+        <w:ind w:firstLine="709"/>
+        <w:jc w:val="both"/>
+      </w:pPr>
+      <w:r>
+        <w:rPr>
+          <w:rFonts w:ascii="Times New Roman" w:cs="Times New Roman" w:eastAsia="Times New Roman" w:hAnsi="Times New Roman"/>
+        </w:rPr>
+        <w:t xml:space="preserve">Трудозатраты персонала на одну поставку оценивались по каждому этапу на основе модели. Результаты приведены в таблице 13.</w:t>
       </w:r>
     </w:p>
     <w:p>
@@ -20018,7 +19964,7 @@
                 <w:sz w:val="22"/>
                 <w:szCs w:val="22"/>
               </w:rPr>
-              <w:t xml:space="preserve">Расчёт потребности выполняет 1С</w:t>
+              <w:t xml:space="preserve">Расчет потребности выполняет 1С</w:t>
             </w:r>
           </w:p>
         </w:tc>
@@ -20136,7 +20082,7 @@
                 <w:sz w:val="22"/>
                 <w:szCs w:val="22"/>
               </w:rPr>
-              <w:t xml:space="preserve">Выбор поставщика — только для новых позиций</w:t>
+              <w:t xml:space="preserve">Поставщик выбирается только для новых позиций</w:t>
             </w:r>
           </w:p>
         </w:tc>
@@ -20844,7 +20790,7 @@
                 <w:sz w:val="22"/>
                 <w:szCs w:val="22"/>
               </w:rPr>
-              <w:t xml:space="preserve">Без исправлений после прибытия</w:t>
+              <w:t xml:space="preserve">Нет исправлений после прибытия</w:t>
             </w:r>
           </w:p>
         </w:tc>
@@ -20878,7 +20824,7 @@
                 <w:sz w:val="22"/>
                 <w:szCs w:val="22"/>
               </w:rPr>
-              <w:t xml:space="preserve">9. Доставка на склад и приёмка</w:t>
+              <w:t xml:space="preserve">9. Доставка на склад и приемка</w:t>
             </w:r>
           </w:p>
         </w:tc>
@@ -20962,7 +20908,7 @@
                 <w:sz w:val="22"/>
                 <w:szCs w:val="22"/>
               </w:rPr>
-              <w:t xml:space="preserve">Сканирование вместо ручного пересчёта (3 чел. × 4 ч вместо 4 чел. × 6 ч)</w:t>
+              <w:t xml:space="preserve">Сканирование вместо ручного пересчета (3 чел. по 4 ч вместо 4 чел. по 6 ч)</w:t>
             </w:r>
           </w:p>
         </w:tc>
@@ -20996,7 +20942,7 @@
                 <w:sz w:val="22"/>
                 <w:szCs w:val="22"/>
               </w:rPr>
-              <w:t xml:space="preserve">10. Оприходование и расчёт себестоимости</w:t>
+              <w:t xml:space="preserve">10. Оприходование и расчет себестоимости</w:t>
             </w:r>
           </w:p>
         </w:tc>
@@ -21080,7 +21026,7 @@
                 <w:sz w:val="22"/>
                 <w:szCs w:val="22"/>
               </w:rPr>
-              <w:t xml:space="preserve">Расходы распределяет 1С</w:t>
+              <w:t xml:space="preserve">Расходы распределяются в 1С</w:t>
             </w:r>
           </w:p>
         </w:tc>
@@ -21115,7 +21061,7 @@
                 <w:sz w:val="22"/>
                 <w:szCs w:val="22"/>
               </w:rPr>
-              <w:t xml:space="preserve">Итого на поставку</w:t>
+              <w:t xml:space="preserve">Итого на одну поставку</w:t>
             </w:r>
           </w:p>
         </w:tc>
@@ -21202,7 +21148,7 @@
                 <w:sz w:val="22"/>
                 <w:szCs w:val="22"/>
               </w:rPr>
-              <w:t xml:space="preserve">−61,6 %</w:t>
+              <w:t xml:space="preserve">-61,6%</w:t>
             </w:r>
           </w:p>
         </w:tc>
@@ -21237,7 +21183,7 @@
                 <w:sz w:val="22"/>
                 <w:szCs w:val="22"/>
               </w:rPr>
-              <w:t xml:space="preserve">В год (60 поставок)</w:t>
+              <w:t xml:space="preserve">За год (60 поставок)</w:t>
             </w:r>
           </w:p>
         </w:tc>
@@ -21324,7 +21270,7 @@
                 <w:sz w:val="22"/>
                 <w:szCs w:val="22"/>
               </w:rPr>
-              <w:t xml:space="preserve">−3 051 чел.-ч ≈ 1,5 ставки</w:t>
+              <w:t xml:space="preserve">меньше на 3 051 чел.-ч (около 1,5 ставки)</w:t>
             </w:r>
           </w:p>
         </w:tc>
@@ -21345,7 +21291,7 @@
         <w:rPr>
           <w:rFonts w:ascii="Times New Roman" w:cs="Times New Roman" w:eastAsia="Times New Roman" w:hAnsi="Times New Roman"/>
         </w:rPr>
-        <w:t xml:space="preserve">Трудозатраты на этапе 5 в новой модели растут: туда перенесена работа, которая раньше выполнялась после прибытия груза, когда каждый её день означал простой на СВХ. В целом на одну поставку уходит в 2,6 раза меньше рабочего времени, а в год высвобождается около 1,5 ставки (при 1 970 рабочих часах в году на ставку).</w:t>
+        <w:t xml:space="preserve">На этапе 5 трудозатраты в новой модели увеличиваются, потому что сюда перенесена часть работы, которая раньше выполнялась после прибытия груза, когда каждый день задержки означал простой на СВХ. В целом на одну поставку уходит в 2,6 раза меньше рабочего времени, а за год высвобождается около 1,5 ставки (если считать 1 970 рабочих часов в году на одну ставку).</w:t>
       </w:r>
     </w:p>
     <w:p>
@@ -21364,6 +21310,19 @@
           <w:szCs w:val="28"/>
         </w:rPr>
         <w:t xml:space="preserve">12.3. Сравнение показателей</w:t>
+      </w:r>
+    </w:p>
+    <w:p>
+      <w:pPr>
+        <w:spacing w:after="0" w:before="0" w:line="360" w:lineRule="auto"/>
+        <w:ind w:firstLine="709"/>
+        <w:jc w:val="both"/>
+      </w:pPr>
+      <w:r>
+        <w:rPr>
+          <w:rFonts w:ascii="Times New Roman" w:cs="Times New Roman" w:eastAsia="Times New Roman" w:hAnsi="Times New Roman"/>
+        </w:rPr>
+        <w:t xml:space="preserve">Итоговое сравнение показателей процесса в текущей и новой моделях приведено в таблице 14.</w:t>
       </w:r>
     </w:p>
     <w:p>
@@ -21635,7 +21594,7 @@
                 <w:sz w:val="22"/>
                 <w:szCs w:val="22"/>
               </w:rPr>
-              <w:t xml:space="preserve">−44,6 (−32,7 %)</w:t>
+              <w:t xml:space="preserve">-44,6 (-32,7%)</w:t>
             </w:r>
           </w:p>
         </w:tc>
@@ -21753,7 +21712,7 @@
                 <w:sz w:val="22"/>
                 <w:szCs w:val="22"/>
               </w:rPr>
-              <w:t xml:space="preserve">−72,6 %</w:t>
+              <w:t xml:space="preserve">-72,6%</w:t>
             </w:r>
           </w:p>
         </w:tc>
@@ -21871,7 +21830,7 @@
                 <w:sz w:val="22"/>
                 <w:szCs w:val="22"/>
               </w:rPr>
-              <w:t xml:space="preserve">−90,7 %</w:t>
+              <w:t xml:space="preserve">-90,7%</w:t>
             </w:r>
           </w:p>
         </w:tc>
@@ -21989,7 +21948,7 @@
                 <w:sz w:val="22"/>
                 <w:szCs w:val="22"/>
               </w:rPr>
-              <w:t xml:space="preserve">−77,9 %</w:t>
+              <w:t xml:space="preserve">-77,9%</w:t>
             </w:r>
           </w:p>
         </w:tc>
@@ -22107,7 +22066,7 @@
                 <w:sz w:val="22"/>
                 <w:szCs w:val="22"/>
               </w:rPr>
-              <w:t xml:space="preserve">−75 %</w:t>
+              <w:t xml:space="preserve">-75%</w:t>
             </w:r>
           </w:p>
         </w:tc>
@@ -22315,7 +22274,7 @@
                 <w:sz w:val="22"/>
                 <w:szCs w:val="22"/>
               </w:rPr>
-              <w:t xml:space="preserve">≈0</w:t>
+              <w:t xml:space="preserve">0</w:t>
             </w:r>
           </w:p>
         </w:tc>
@@ -22343,7 +22302,7 @@
                 <w:sz w:val="22"/>
                 <w:szCs w:val="22"/>
               </w:rPr>
-              <w:t xml:space="preserve">Ошибки исправляются до отгрузки (≈10 % поставок)</w:t>
+              <w:t xml:space="preserve">Ошибки исправляются до отгрузки (примерно в 10% поставок)</w:t>
             </w:r>
           </w:p>
         </w:tc>
@@ -22495,7 +22454,7 @@
                 <w:sz w:val="22"/>
                 <w:szCs w:val="22"/>
               </w:rPr>
-              <w:t xml:space="preserve">Срок направления претензии после приёмки, дн.</w:t>
+              <w:t xml:space="preserve">Срок направления претензии после приемки, дн.</w:t>
             </w:r>
           </w:p>
         </w:tc>
@@ -22523,7 +22482,7 @@
                 <w:sz w:val="22"/>
                 <w:szCs w:val="22"/>
               </w:rPr>
-              <w:t xml:space="preserve">≈7</w:t>
+              <w:t xml:space="preserve">около 7</w:t>
             </w:r>
           </w:p>
         </w:tc>
@@ -22551,7 +22510,7 @@
                 <w:sz w:val="22"/>
                 <w:szCs w:val="22"/>
               </w:rPr>
-              <w:t xml:space="preserve">≤1</w:t>
+              <w:t xml:space="preserve">не более 1</w:t>
             </w:r>
           </w:p>
         </w:tc>
@@ -22579,7 +22538,7 @@
                 <w:sz w:val="22"/>
                 <w:szCs w:val="22"/>
               </w:rPr>
-              <w:t xml:space="preserve">Претензия по шаблону в день приёмки</w:t>
+              <w:t xml:space="preserve">Претензия по шаблону в день приемки</w:t>
             </w:r>
           </w:p>
         </w:tc>
@@ -22697,7 +22656,7 @@
                 <w:sz w:val="22"/>
                 <w:szCs w:val="22"/>
               </w:rPr>
-              <w:t xml:space="preserve">−61,6 %</w:t>
+              <w:t xml:space="preserve">-61,6%</w:t>
             </w:r>
           </w:p>
         </w:tc>
@@ -22731,7 +22690,7 @@
                 <w:sz w:val="22"/>
                 <w:szCs w:val="22"/>
               </w:rPr>
-              <w:t xml:space="preserve">Средний запас в пути (пропорционален сроку поставки), % к AS IS</w:t>
+              <w:t xml:space="preserve">Средний запас в пути (пропорционален сроку поставки), % от AS IS</w:t>
             </w:r>
           </w:p>
         </w:tc>
@@ -22815,7 +22774,7 @@
                 <w:sz w:val="22"/>
                 <w:szCs w:val="22"/>
               </w:rPr>
-              <w:t xml:space="preserve">−32,7 %</w:t>
+              <w:t xml:space="preserve">-32,7%</w:t>
             </w:r>
           </w:p>
         </w:tc>
@@ -22849,7 +22808,7 @@
                 <w:sz w:val="22"/>
                 <w:szCs w:val="22"/>
               </w:rPr>
-              <w:t xml:space="preserve">Страховой запас (пропорционален квадратному корню из срока поставки), % к AS IS</w:t>
+              <w:t xml:space="preserve">Страховой запас (пропорционален квадратному корню из срока поставки), % от AS IS</w:t>
             </w:r>
           </w:p>
         </w:tc>
@@ -22933,7 +22892,7 @@
                 <w:sz w:val="22"/>
                 <w:szCs w:val="22"/>
               </w:rPr>
-              <w:t xml:space="preserve">−18 %</w:t>
+              <w:t xml:space="preserve">-18%</w:t>
             </w:r>
           </w:p>
         </w:tc>
@@ -22995,7 +22954,7 @@
                 <w:sz w:val="22"/>
                 <w:szCs w:val="22"/>
               </w:rPr>
-              <w:t xml:space="preserve">По запросу экспедитору</w:t>
+              <w:t xml:space="preserve">По запросу у экспедитора</w:t>
             </w:r>
           </w:p>
         </w:tc>
@@ -23023,7 +22982,7 @@
                 <w:sz w:val="22"/>
                 <w:szCs w:val="22"/>
               </w:rPr>
-              <w:t xml:space="preserve">В 1С: статус и ETA</w:t>
+              <w:t xml:space="preserve">В 1С (статус и ETA)</w:t>
             </w:r>
           </w:p>
         </w:tc>
@@ -23051,7 +23010,7 @@
                 <w:sz w:val="22"/>
                 <w:szCs w:val="22"/>
               </w:rPr>
-              <w:t xml:space="preserve">Прозрачность для продаж и склада</w:t>
+              <w:t xml:space="preserve">Информация доступна продажам и складу</w:t>
             </w:r>
           </w:p>
         </w:tc>
@@ -23113,7 +23072,7 @@
                 <w:sz w:val="22"/>
                 <w:szCs w:val="22"/>
               </w:rPr>
-              <w:t xml:space="preserve">В Excel, через 4 дня после приёмки</w:t>
+              <w:t xml:space="preserve">В Excel, через 4 дня после приемки</w:t>
             </w:r>
           </w:p>
         </w:tc>
@@ -23141,7 +23100,7 @@
                 <w:sz w:val="22"/>
                 <w:szCs w:val="22"/>
               </w:rPr>
-              <w:t xml:space="preserve">В 1С, в день приёмки</w:t>
+              <w:t xml:space="preserve">В 1С, в день приемки</w:t>
             </w:r>
           </w:p>
         </w:tc>
@@ -23190,35 +23149,7 @@
         <w:rPr>
           <w:rFonts w:ascii="Times New Roman" w:cs="Times New Roman" w:eastAsia="Times New Roman" w:hAnsi="Times New Roman"/>
         </w:rPr>
-        <w:t xml:space="preserve">Новая модель </w:t>
-      </w:r>
-      <w:r>
-        <w:rPr>
-          <w:rFonts w:ascii="Times New Roman" w:cs="Times New Roman" w:eastAsia="Times New Roman" w:hAnsi="Times New Roman"/>
-          <w:b/>
-          <w:bCs/>
-        </w:rPr>
-        <w:t xml:space="preserve">результативнее</w:t>
-      </w:r>
-      <w:r>
-        <w:rPr>
-          <w:rFonts w:ascii="Times New Roman" w:cs="Times New Roman" w:eastAsia="Times New Roman" w:hAnsi="Times New Roman"/>
-        </w:rPr>
-        <w:t xml:space="preserve">: товар попадает в продажу на полтора месяца раньше, простой на СВХ из-за документов исчезает, претензии направляются в день приёмки, а дефицит снижается, потому что заказы рассчитываются чаще и с учётом срока поставки. Она и </w:t>
-      </w:r>
-      <w:r>
-        <w:rPr>
-          <w:rFonts w:ascii="Times New Roman" w:cs="Times New Roman" w:eastAsia="Times New Roman" w:hAnsi="Times New Roman"/>
-          <w:b/>
-          <w:bCs/>
-        </w:rPr>
-        <w:t xml:space="preserve">эффективнее</w:t>
-      </w:r>
-      <w:r>
-        <w:rPr>
-          <w:rFonts w:ascii="Times New Roman" w:cs="Times New Roman" w:eastAsia="Times New Roman" w:hAnsi="Times New Roman"/>
-        </w:rPr>
-        <w:t xml:space="preserve">: на поставку уходит меньше рабочего времени, а оборотные средства в запасах в пути и страховом запасе снижаются вместе со сроком поставки.</w:t>
+        <w:t xml:space="preserve">Таким образом, новая модель является более результативной. Товар поступает в продажу примерно на полтора месяца раньше, простой на СВХ из-за документов практически исключается, претензии направляются в день приемки, а риск дефицита снижается, так как заказы рассчитываются чаще и с учетом срока поставки. Кроме того, новая модель более эффективна, потому что на одну поставку тратится меньше рабочего времени, а оборотные средства, вложенные в запасы в пути и страховой запас, уменьшаются вместе со сроком поставки.</w:t>
       </w:r>
     </w:p>
     <w:p>
@@ -23241,19 +23172,16 @@
     </w:p>
     <w:p>
       <w:pPr>
-        <w:pStyle w:val="ListParagraph"/>
-        <w:numPr>
-          <w:ilvl w:val="0"/>
-          <w:numId w:val="2"/>
-        </w:numPr>
-        <w:spacing w:line="360" w:lineRule="auto"/>
+        <w:keepNext/>
+        <w:spacing w:after="0" w:before="0" w:line="360" w:lineRule="auto"/>
+        <w:ind w:firstLine="709"/>
         <w:jc w:val="both"/>
       </w:pPr>
       <w:r>
         <w:rPr>
           <w:rFonts w:ascii="Times New Roman" w:cs="Times New Roman" w:eastAsia="Times New Roman" w:hAnsi="Times New Roman"/>
         </w:rPr>
-        <w:t xml:space="preserve">Поставщики должны согласиться на рамочный контракт и оплату остатка против копии коносамента. Для тех, кто не согласится, этап 6 останется прежним, и цикл по их поставкам сократится примерно на 33,7 дня вместо 44,6.</w:t>
+        <w:t xml:space="preserve">При внедрении новой модели нужно учитывать следующие условия и риски:</w:t>
       </w:r>
     </w:p>
     <w:p>
@@ -23270,7 +23198,7 @@
         <w:rPr>
           <w:rFonts w:ascii="Times New Roman" w:cs="Times New Roman" w:eastAsia="Times New Roman" w:hAnsi="Times New Roman"/>
         </w:rPr>
-        <w:t xml:space="preserve">Предварительное декларирование требует точных сведений о товаре до прибытия: ошибка в инвойсе обернётся корректировкой декларации на товары. Поэтому И8 вводится только вместе с предотгрузочной проверкой документов (И6).</w:t>
+        <w:t xml:space="preserve">поставщики должны согласиться на рамочный контракт и оплату остатка против копии коносамента. Если поставщик не согласится, этап 6 для него останется прежним, и цикл по его поставкам сократится примерно на 33,7 дня, а не на 44,6;</w:t>
       </w:r>
     </w:p>
     <w:p>
@@ -23287,7 +23215,7 @@
         <w:rPr>
           <w:rFonts w:ascii="Times New Roman" w:cs="Times New Roman" w:eastAsia="Times New Roman" w:hAnsi="Times New Roman"/>
         </w:rPr>
-        <w:t xml:space="preserve">Срок платежа в КНР зависит от банка и внешних ограничений; принятые в модели 5 дней нужно проверить на нескольких платежах до перехода на новый график.</w:t>
+        <w:t xml:space="preserve">для предварительного декларирования нужны точные сведения о товаре еще до его прибытия, и ошибка в инвойсе приведет к корректировке декларации на товары. Поэтому изменение И8 имеет смысл вводить только вместе с предотгрузочной проверкой документов (И6);</w:t>
       </w:r>
     </w:p>
     <w:p>
@@ -23304,7 +23232,7 @@
         <w:rPr>
           <w:rFonts w:ascii="Times New Roman" w:cs="Times New Roman" w:eastAsia="Times New Roman" w:hAnsi="Times New Roman"/>
         </w:rPr>
-        <w:t xml:space="preserve">Затраты на внедрение: настройка 1С (расчёт потребности, согласование по лимитам, статусы поставок, распределение расходов), подключение ЭДО, 2–3 ТСД, обучение сотрудников. Они окупаются высвобождением рабочего времени и снижением оборотных средств в запасах.</w:t>
+        <w:t xml:space="preserve">срок прохождения платежа в КНР зависит от банка и внешних ограничений. Принятые в модели 5 дней нужно проверить на нескольких реальных платежах, прежде чем переходить на новый график;</w:t>
       </w:r>
     </w:p>
     <w:p>
@@ -23321,7 +23249,24 @@
         <w:rPr>
           <w:rFonts w:ascii="Times New Roman" w:cs="Times New Roman" w:eastAsia="Times New Roman" w:hAnsi="Times New Roman"/>
         </w:rPr>
-        <w:t xml:space="preserve">Внедрять изменения стоит поэтапно: сначала И6–И8 (наибольший эффект — простой на СВХ), затем И2–И5 (договорные изменения требуют переговоров), затем И1, И9 и И10 (доработки 1С и оборудование склада).</w:t>
+        <w:t xml:space="preserve">внедрение потребует затрат на настройку 1С (расчет потребности, согласование по лимитам, статусы поставок, распределение расходов), подключение ЭДО, покупку 2-3 ТСД и обучение сотрудников. Эти затраты окупаются за счет высвобождения рабочего времени и снижения оборотных средств в запасах;</w:t>
+      </w:r>
+    </w:p>
+    <w:p>
+      <w:pPr>
+        <w:pStyle w:val="ListParagraph"/>
+        <w:numPr>
+          <w:ilvl w:val="0"/>
+          <w:numId w:val="2"/>
+        </w:numPr>
+        <w:spacing w:line="360" w:lineRule="auto"/>
+        <w:jc w:val="both"/>
+      </w:pPr>
+      <w:r>
+        <w:rPr>
+          <w:rFonts w:ascii="Times New Roman" w:cs="Times New Roman" w:eastAsia="Times New Roman" w:hAnsi="Times New Roman"/>
+        </w:rPr>
+        <w:t xml:space="preserve">изменения лучше внедрять поэтапно. Сначала И6, И7 и И8, так как они дают наибольший эффект по простою на СВХ, затем И2-И5 (договорные изменения требуют переговоров с поставщиками), и в последнюю очередь И1, И9 и И10 (доработка 1С и оборудование склада).</w:t>
       </w:r>
     </w:p>
     <w:p>
@@ -23353,7 +23298,7 @@
         <w:rPr>
           <w:rFonts w:ascii="Times New Roman" w:cs="Times New Roman" w:eastAsia="Times New Roman" w:hAnsi="Times New Roman"/>
         </w:rPr>
-        <w:t xml:space="preserve">В работе исследован бизнес-процесс импортной закупки товара в оптовой торговой компании ООО «НеваИмпорт». Описаны организационная структура компании и её процессы верхнего уровня, определены границы процесса — от утверждения плана закупок до товара, доступного к продаже, — его участники, ресурсы и показатели. Процесс декомпозирован на десять этапов, для обследования составлены методы, источники информации и 24 ключевых вопроса.</w:t>
+        <w:t xml:space="preserve">В работе был исследован бизнес-процесс импортной закупки товара в оптовой торговой компании ООО «НеваИмпорт». Была описана организационная структура компании и ее процессы верхнего уровня, определены границы исследуемого процесса (от утверждения плана закупок до поступления товара в продажу), его участники, ресурсы и показатели. Процесс был разбит на десять этапов, также были определены методы и источники информации для обследования и составлено 24 ключевых вопроса.</w:t>
       </w:r>
     </w:p>
     <w:p>
@@ -23366,7 +23311,7 @@
         <w:rPr>
           <w:rFonts w:ascii="Times New Roman" w:cs="Times New Roman" w:eastAsia="Times New Roman" w:hAnsi="Times New Roman"/>
         </w:rPr>
-        <w:t xml:space="preserve">Модель AS IS в нотации BPMN 2.0 показала, что из 136,4 дня цикла 61,4 дня — собственные операции и ожидания компании. Выявлены десять проблем; у большинства из них общая причина: работы, которые можно выполнить заранее, начинаются только тогда, когда без них нельзя двигаться дальше.</w:t>
+        <w:t xml:space="preserve">Построенная в нотации BPMN 2.0 модель AS IS показала, что из 136,4 дня цикла 61,4 дня приходится на собственные операции и ожидания компании. В ходе анализа было выявлено десять проблем, большая часть которых связана с тем, что работы, которые можно выполнить заранее, начинаются только тогда, когда без них процесс не может продолжаться.</w:t>
       </w:r>
     </w:p>
     <w:p>
@@ -23379,7 +23324,7 @@
         <w:rPr>
           <w:rFonts w:ascii="Times New Roman" w:cs="Times New Roman" w:eastAsia="Times New Roman" w:hAnsi="Times New Roman"/>
         </w:rPr>
-        <w:t xml:space="preserve">Модель TO BE переносит эти работы в параллель с производством и перевозкой, заменяет отдельные контракты рамочными, бумажные согласования — согласованием в 1С по лимитам, а ручной учёт — расчётами в 1С и сканированием на складе. По расчёту на модели цикл сокращается на 32,7 % (с 136,4 до 91,8 дня), управляемая его часть — на 72,6 %, трудозатраты на поставку — на 61,6 %, простой на СВХ — с 10,8 дня до одного. Значения рассчитаны по допущениям модели; перед внедрением их следует уточнить по фактическим данным компании.</w:t>
+        <w:t xml:space="preserve">В модели TO BE эти работы перенесены на время производства и перевозки. Отдельные контракты заменены рамочными, вместо бумажных согласований используется согласование в 1С по лимитам, а ручной учет переведен в 1С и дополнен сканированием на складе. По расчету на модели длительность цикла сокращается на 32,7% (с 136,4 до 91,8 дня), управляемая часть цикла на 72,6%, трудозатраты на одну поставку на 61,6%, а простой на СВХ с 10,8 дня до одного дня. Так как расчеты выполнены на основе допущений модели, перед внедрением их необходимо уточнить по фактическим данным компании.</w:t>
       </w:r>
     </w:p>
     <w:p>
@@ -23534,7 +23479,7 @@
         <w:rPr>
           <w:rFonts w:ascii="Times New Roman" w:cs="Times New Roman" w:eastAsia="Times New Roman" w:hAnsi="Times New Roman"/>
         </w:rPr>
-        <w:t xml:space="preserve">Инкотермс® 2020. Правила ICC по использованию национальных и международных торговых терминов. — Международная торговая палата (ICC), 2019.</w:t>
+        <w:t xml:space="preserve">Инкотермс 2020. Правила ICC по использованию национальных и международных торговых терминов. – Международная торговая палата (ICC), 2019.</w:t>
       </w:r>
     </w:p>
     <w:p>
@@ -23568,7 +23513,7 @@
         <w:rPr>
           <w:rFonts w:ascii="Times New Roman" w:cs="Times New Roman" w:eastAsia="Times New Roman" w:hAnsi="Times New Roman"/>
         </w:rPr>
-        <w:t xml:space="preserve">Business Process Model and Notation (BPMN). Version 2.0.2. — Object Management Group, 2014. — URL: https://www.omg.org/spec/BPMN/2.0.2/.</w:t>
+        <w:t xml:space="preserve">Business Process Model and Notation (BPMN). Version 2.0.2. – Object Management Group, 2014. – URL: https://www.omg.org/spec/BPMN/2.0.2/.</w:t>
       </w:r>
     </w:p>
     <w:p>
@@ -23585,7 +23530,7 @@
         <w:rPr>
           <w:rFonts w:ascii="Times New Roman" w:cs="Times New Roman" w:eastAsia="Times New Roman" w:hAnsi="Times New Roman"/>
         </w:rPr>
-        <w:t xml:space="preserve">Елиферов В. Г., Репин В. В. Бизнес-процессы: регламентация и управление: учебник. — М.: ИНФРА-М, 2004.</w:t>
+        <w:t xml:space="preserve">Елиферов В. Г., Репин В. В. Бизнес-процессы: регламентация и управление: учебник. – М.: ИНФРА-М, 2004.</w:t>
       </w:r>
     </w:p>
     <w:p>
@@ -23602,7 +23547,7 @@
         <w:rPr>
           <w:rFonts w:ascii="Times New Roman" w:cs="Times New Roman" w:eastAsia="Times New Roman" w:hAnsi="Times New Roman"/>
         </w:rPr>
-        <w:t xml:space="preserve">Репин В. В. Бизнес-процессы. Моделирование, внедрение, управление. — М.: Манн, Иванов и Фербер, 2013.</w:t>
+        <w:t xml:space="preserve">Репин В. В. Бизнес-процессы. Моделирование, внедрение, управление. – М.: Манн, Иванов и Фербер, 2013.</w:t>
       </w:r>
     </w:p>
     <w:p>
@@ -23619,7 +23564,7 @@
         <w:rPr>
           <w:rFonts w:ascii="Times New Roman" w:cs="Times New Roman" w:eastAsia="Times New Roman" w:hAnsi="Times New Roman"/>
         </w:rPr>
-        <w:t xml:space="preserve">Шеер А.-В. Моделирование бизнес-процессов. — 2-е изд. — М.: Весть-МетаТехнология, 2000.</w:t>
+        <w:t xml:space="preserve">Шеер А.-В. Моделирование бизнес-процессов. – 2-е изд. – М.: Весть-МетаТехнология, 2000.</w:t>
       </w:r>
     </w:p>
     <w:sectPr>
